--- a/lessons/2-5/downloads/reveal/teacher/2.5-session-2-prerequisite-practice-a.docx
+++ b/lessons/2-5/downloads/reveal/teacher/2.5-session-2-prerequisite-practice-a.docx
@@ -15,10 +15,28 @@
         <w:rPr>
           <w:rFonts w:ascii="Avenir Next" w:hAnsi="Avenir Next" w:cs="Avenir Next" w:eastAsia="Avenir Next"/>
           <w:color w:val="1A1A1A"/>
+          <w:sz w:val="22"/>
+          <w:szCs w:val="20"/>
+        </w:rPr>
+        <w:t xml:space="preserve">Name</w:t>
+      </w:r>
+      <w:r>
+        <w:rPr>
+          <w:rFonts w:ascii="Avenir Next" w:hAnsi="Avenir Next" w:cs="Avenir Next" w:eastAsia="Avenir Next"/>
+          <w:color w:val="1A1A1A"/>
           <w:sz w:val="20"/>
           <w:szCs w:val="20"/>
         </w:rPr>
-        <w:t xml:space="preserve">Name</w:t>
+        <w:tab/>
+      </w:r>
+      <w:r>
+        <w:rPr>
+          <w:rFonts w:ascii="Avenir Next" w:hAnsi="Avenir Next" w:cs="Avenir Next" w:eastAsia="Avenir Next"/>
+          <w:color w:val="1A1A1A"/>
+          <w:sz w:val="22"/>
+          <w:szCs w:val="20"/>
+        </w:rPr>
+        <w:t xml:space="preserve">   Date</w:t>
       </w:r>
       <w:r>
         <w:rPr>
@@ -33,25 +51,7 @@
         <w:rPr>
           <w:rFonts w:ascii="Avenir Next" w:hAnsi="Avenir Next" w:cs="Avenir Next" w:eastAsia="Avenir Next"/>
           <w:color w:val="1A1A1A"/>
-          <w:sz w:val="20"/>
-          <w:szCs w:val="20"/>
-        </w:rPr>
-        <w:t xml:space="preserve">   Date</w:t>
-      </w:r>
-      <w:r>
-        <w:rPr>
-          <w:rFonts w:ascii="Avenir Next" w:hAnsi="Avenir Next" w:cs="Avenir Next" w:eastAsia="Avenir Next"/>
-          <w:color w:val="1A1A1A"/>
-          <w:sz w:val="20"/>
-          <w:szCs w:val="20"/>
-        </w:rPr>
-        <w:tab/>
-      </w:r>
-      <w:r>
-        <w:rPr>
-          <w:rFonts w:ascii="Avenir Next" w:hAnsi="Avenir Next" w:cs="Avenir Next" w:eastAsia="Avenir Next"/>
-          <w:color w:val="1A1A1A"/>
-          <w:sz w:val="20"/>
+          <w:sz w:val="22"/>
           <w:szCs w:val="20"/>
         </w:rPr>
         <w:t xml:space="preserve">   Period</w:t>
@@ -78,7 +78,7 @@
           <w:caps/>
           <w:color w:val="003A70"/>
           <w:spacing w:val="12"/>
-          <w:sz w:val="19"/>
+          <w:sz w:val="22"/>
           <w:szCs w:val="19"/>
         </w:rPr>
         <w:t xml:space="preserve">Lesson 2-5  ·  Session 2  ·  Prerequisite Practice A  ·  Skill 1 of 2</w:t>
@@ -86,6 +86,7 @@
     </w:p>
     <w:p>
       <w:pPr>
+        <w:pStyle w:val="Heading1"/>
         <w:keepNext/>
         <w:spacing w:before="0" w:after="10" w:line="240" w:lineRule="auto"/>
       </w:pPr>
@@ -111,7 +112,7 @@
         <w:rPr>
           <w:rFonts w:ascii="Avenir Next" w:hAnsi="Avenir Next" w:cs="Avenir Next" w:eastAsia="Avenir Next"/>
           <w:color w:val="5A5F66"/>
-          <w:sz w:val="17"/>
+          <w:sz w:val="22"/>
           <w:szCs w:val="17"/>
         </w:rPr>
         <w:t xml:space="preserve">Builds on Grade 4 · 4.NBT.A.2</w:t>
@@ -154,6 +155,7 @@
           </w:tcPr>
           <w:p>
             <w:pPr>
+              <w:pStyle w:val="Heading2"/>
               <w:spacing w:before="0" w:after="0" w:line="252" w:lineRule="auto"/>
             </w:pPr>
             <w:r>
@@ -183,7 +185,7 @@
               <w:rPr>
                 <w:rFonts w:ascii="Avenir Next" w:hAnsi="Avenir Next" w:cs="Avenir Next" w:eastAsia="Avenir Next"/>
                 <w:color w:val="1A1A1A"/>
-                <w:sz w:val="20"/>
+                <w:sz w:val="22"/>
                 <w:szCs w:val="20"/>
               </w:rPr>
               <w:t xml:space="preserve">Class R scores 70, 82, 76, 88, 73, 85, 79 must be in order before you find quartiles.</w:t>
@@ -203,6 +205,7 @@
           </w:tcPr>
           <w:p>
             <w:pPr>
+              <w:pStyle w:val="Heading2"/>
               <w:spacing w:before="0" w:after="0" w:line="252" w:lineRule="auto"/>
             </w:pPr>
             <w:r>
@@ -232,7 +235,7 @@
               <w:rPr>
                 <w:rFonts w:ascii="Avenir Next" w:hAnsi="Avenir Next" w:cs="Avenir Next" w:eastAsia="Avenir Next"/>
                 <w:color w:val="1A1A1A"/>
-                <w:sz w:val="20"/>
+                <w:sz w:val="22"/>
                 <w:szCs w:val="20"/>
               </w:rPr>
               <w:t xml:space="preserve">Write a list from least to greatest without losing any value.  </w:t>
@@ -242,7 +245,7 @@
                 <w:rFonts w:ascii="Avenir Next" w:hAnsi="Avenir Next" w:cs="Avenir Next" w:eastAsia="Avenir Next"/>
                 <w:b/>
                 <w:color w:val="1A1A1A"/>
-                <w:sz w:val="20"/>
+                <w:sz w:val="22"/>
                 <w:szCs w:val="20"/>
               </w:rPr>
               <w:t xml:space="preserve">You will use it in Practice Form A, problems 1, 2, and 7.</w:t>
@@ -253,6 +256,7 @@
     </w:tbl>
     <w:p>
       <w:pPr>
+        <w:pStyle w:val="Heading2"/>
         <w:keepNext/>
         <w:pBdr>
           <w:bottom w:val="single" w:sz="8" w:space="3" w:color="003A70"/>
@@ -268,7 +272,7 @@
           <w:b/>
           <w:color w:val="003A70"/>
           <w:spacing w:val="14"/>
-          <w:sz w:val="19"/>
+          <w:sz w:val="22"/>
           <w:szCs w:val="19"/>
         </w:rPr>
         <w:t xml:space="preserve">STEPS TO FOLLOW</w:t>
@@ -287,7 +291,7 @@
           <w:rFonts w:ascii="Avenir Next" w:hAnsi="Avenir Next" w:cs="Avenir Next" w:eastAsia="Avenir Next"/>
           <w:i/>
           <w:color w:val="5A5F66"/>
-          <w:sz w:val="17"/>
+          <w:sz w:val="22"/>
           <w:szCs w:val="17"/>
         </w:rPr>
         <w:t xml:space="preserve">use these same steps on every problem</w:t>
@@ -329,6 +333,7 @@
           </w:tcPr>
           <w:p>
             <w:pPr>
+              <w:pStyle w:val="Heading1"/>
               <w:spacing w:before="0" w:after="0" w:line="240" w:lineRule="auto"/>
               <w:jc w:val="center"/>
             </w:pPr>
@@ -357,7 +362,7 @@
               <w:rPr>
                 <w:rFonts w:ascii="Avenir Next" w:hAnsi="Avenir Next" w:cs="Avenir Next" w:eastAsia="Avenir Next"/>
                 <w:color w:val="1A1A1A"/>
-                <w:sz w:val="21"/>
+                <w:sz w:val="22"/>
                 <w:szCs w:val="21"/>
               </w:rPr>
               <w:t xml:space="preserve">Find the </w:t>
@@ -367,7 +372,7 @@
                 <w:rFonts w:ascii="Avenir Next" w:hAnsi="Avenir Next" w:cs="Avenir Next" w:eastAsia="Avenir Next"/>
                 <w:b/>
                 <w:color w:val="1A1A1A"/>
-                <w:sz w:val="21"/>
+                <w:sz w:val="22"/>
                 <w:szCs w:val="21"/>
               </w:rPr>
               <w:t xml:space="preserve">least</w:t>
@@ -376,7 +381,7 @@
               <w:rPr>
                 <w:rFonts w:ascii="Avenir Next" w:hAnsi="Avenir Next" w:cs="Avenir Next" w:eastAsia="Avenir Next"/>
                 <w:color w:val="1A1A1A"/>
-                <w:sz w:val="21"/>
+                <w:sz w:val="22"/>
                 <w:szCs w:val="21"/>
               </w:rPr>
               <w:t xml:space="preserve"> value. Write it first.</w:t>
@@ -395,6 +400,7 @@
           </w:tcPr>
           <w:p>
             <w:pPr>
+              <w:pStyle w:val="Heading1"/>
               <w:spacing w:before="0" w:after="0" w:line="240" w:lineRule="auto"/>
               <w:jc w:val="center"/>
             </w:pPr>
@@ -423,7 +429,7 @@
               <w:rPr>
                 <w:rFonts w:ascii="Avenir Next" w:hAnsi="Avenir Next" w:cs="Avenir Next" w:eastAsia="Avenir Next"/>
                 <w:color w:val="1A1A1A"/>
-                <w:sz w:val="21"/>
+                <w:sz w:val="22"/>
                 <w:szCs w:val="21"/>
               </w:rPr>
               <w:t xml:space="preserve">Cross it </w:t>
@@ -433,7 +439,7 @@
                 <w:rFonts w:ascii="Avenir Next" w:hAnsi="Avenir Next" w:cs="Avenir Next" w:eastAsia="Avenir Next"/>
                 <w:b/>
                 <w:color w:val="1A1A1A"/>
-                <w:sz w:val="21"/>
+                <w:sz w:val="22"/>
                 <w:szCs w:val="21"/>
               </w:rPr>
               <w:t xml:space="preserve">off</w:t>
@@ -442,7 +448,7 @@
               <w:rPr>
                 <w:rFonts w:ascii="Avenir Next" w:hAnsi="Avenir Next" w:cs="Avenir Next" w:eastAsia="Avenir Next"/>
                 <w:color w:val="1A1A1A"/>
-                <w:sz w:val="21"/>
+                <w:sz w:val="22"/>
                 <w:szCs w:val="21"/>
               </w:rPr>
               <w:t xml:space="preserve">. Find the next least.</w:t>
@@ -461,6 +467,7 @@
           </w:tcPr>
           <w:p>
             <w:pPr>
+              <w:pStyle w:val="Heading1"/>
               <w:spacing w:before="0" w:after="0" w:line="240" w:lineRule="auto"/>
               <w:jc w:val="center"/>
             </w:pPr>
@@ -489,7 +496,7 @@
               <w:rPr>
                 <w:rFonts w:ascii="Avenir Next" w:hAnsi="Avenir Next" w:cs="Avenir Next" w:eastAsia="Avenir Next"/>
                 <w:color w:val="1A1A1A"/>
-                <w:sz w:val="21"/>
+                <w:sz w:val="22"/>
                 <w:szCs w:val="21"/>
               </w:rPr>
               <w:t xml:space="preserve">Repeat. Then </w:t>
@@ -499,7 +506,7 @@
                 <w:rFonts w:ascii="Avenir Next" w:hAnsi="Avenir Next" w:cs="Avenir Next" w:eastAsia="Avenir Next"/>
                 <w:b/>
                 <w:color w:val="1A1A1A"/>
-                <w:sz w:val="21"/>
+                <w:sz w:val="22"/>
                 <w:szCs w:val="21"/>
               </w:rPr>
               <w:t xml:space="preserve">count</w:t>
@@ -508,7 +515,7 @@
               <w:rPr>
                 <w:rFonts w:ascii="Avenir Next" w:hAnsi="Avenir Next" w:cs="Avenir Next" w:eastAsia="Avenir Next"/>
                 <w:color w:val="1A1A1A"/>
-                <w:sz w:val="21"/>
+                <w:sz w:val="22"/>
                 <w:szCs w:val="21"/>
               </w:rPr>
               <w:t xml:space="preserve">: same number of values?</w:t>
@@ -519,6 +526,7 @@
     </w:tbl>
     <w:p>
       <w:pPr>
+        <w:pStyle w:val="Heading2"/>
         <w:keepNext/>
         <w:pBdr>
           <w:bottom w:val="single" w:sz="8" w:space="3" w:color="003A70"/>
@@ -534,7 +542,7 @@
           <w:b/>
           <w:color w:val="003A70"/>
           <w:spacing w:val="14"/>
-          <w:sz w:val="19"/>
+          <w:sz w:val="22"/>
           <w:szCs w:val="19"/>
         </w:rPr>
         <w:t xml:space="preserve">WATCH ME</w:t>
@@ -553,7 +561,7 @@
           <w:rFonts w:ascii="Avenir Next" w:hAnsi="Avenir Next" w:cs="Avenir Next" w:eastAsia="Avenir Next"/>
           <w:i/>
           <w:color w:val="5A5F66"/>
-          <w:sz w:val="17"/>
+          <w:sz w:val="22"/>
           <w:szCs w:val="17"/>
         </w:rPr>
         <w:t xml:space="preserve">the steps in action</w:t>
@@ -568,7 +576,7 @@
           <w:rFonts w:ascii="Avenir Next" w:hAnsi="Avenir Next" w:cs="Avenir Next" w:eastAsia="Avenir Next"/>
           <w:b/>
           <w:color w:val="1A1A1A"/>
-          <w:sz w:val="21"/>
+          <w:sz w:val="22"/>
           <w:szCs w:val="21"/>
         </w:rPr>
         <w:t xml:space="preserve">Order 38, 52, 29, 45, 38, 61, 33.</w:t>
@@ -587,25 +595,25 @@
           <w:rFonts w:ascii="Avenir Next" w:hAnsi="Avenir Next" w:cs="Avenir Next" w:eastAsia="Avenir Next"/>
           <w:b/>
           <w:color w:val="003A70"/>
+          <w:sz w:val="22"/>
+          <w:szCs w:val="19"/>
+        </w:rPr>
+        <w:t xml:space="preserve">Step 1</w:t>
+      </w:r>
+      <w:r>
+        <w:rPr>
+          <w:rFonts w:ascii="Avenir Next" w:hAnsi="Avenir Next" w:cs="Avenir Next" w:eastAsia="Avenir Next"/>
+          <w:color w:val="1A1A1A"/>
           <w:sz w:val="19"/>
           <w:szCs w:val="19"/>
         </w:rPr>
-        <w:t xml:space="preserve">Step 1</w:t>
-      </w:r>
-      <w:r>
-        <w:rPr>
-          <w:rFonts w:ascii="Avenir Next" w:hAnsi="Avenir Next" w:cs="Avenir Next" w:eastAsia="Avenir Next"/>
-          <w:color w:val="1A1A1A"/>
-          <w:sz w:val="19"/>
-          <w:szCs w:val="19"/>
-        </w:rPr>
         <w:tab/>
       </w:r>
       <w:r>
         <w:rPr>
           <w:rFonts w:ascii="Avenir Next" w:hAnsi="Avenir Next" w:cs="Avenir Next" w:eastAsia="Avenir Next"/>
           <w:color w:val="1A1A1A"/>
-          <w:sz w:val="21"/>
+          <w:sz w:val="22"/>
           <w:szCs w:val="21"/>
         </w:rPr>
         <w:t xml:space="preserve">The least is 29. Write 29.</w:t>
@@ -624,25 +632,25 @@
           <w:rFonts w:ascii="Avenir Next" w:hAnsi="Avenir Next" w:cs="Avenir Next" w:eastAsia="Avenir Next"/>
           <w:b/>
           <w:color w:val="003A70"/>
+          <w:sz w:val="22"/>
+          <w:szCs w:val="19"/>
+        </w:rPr>
+        <w:t xml:space="preserve">Step 2</w:t>
+      </w:r>
+      <w:r>
+        <w:rPr>
+          <w:rFonts w:ascii="Avenir Next" w:hAnsi="Avenir Next" w:cs="Avenir Next" w:eastAsia="Avenir Next"/>
+          <w:color w:val="1A1A1A"/>
           <w:sz w:val="19"/>
           <w:szCs w:val="19"/>
         </w:rPr>
-        <w:t xml:space="preserve">Step 2</w:t>
-      </w:r>
-      <w:r>
-        <w:rPr>
-          <w:rFonts w:ascii="Avenir Next" w:hAnsi="Avenir Next" w:cs="Avenir Next" w:eastAsia="Avenir Next"/>
-          <w:color w:val="1A1A1A"/>
-          <w:sz w:val="19"/>
-          <w:szCs w:val="19"/>
-        </w:rPr>
         <w:tab/>
       </w:r>
       <w:r>
         <w:rPr>
           <w:rFonts w:ascii="Avenir Next" w:hAnsi="Avenir Next" w:cs="Avenir Next" w:eastAsia="Avenir Next"/>
           <w:color w:val="1A1A1A"/>
-          <w:sz w:val="21"/>
+          <w:sz w:val="22"/>
           <w:szCs w:val="21"/>
         </w:rPr>
         <w:t xml:space="preserve">Cross off 29. Next: 33, then 38, 38.</w:t>
@@ -661,25 +669,25 @@
           <w:rFonts w:ascii="Avenir Next" w:hAnsi="Avenir Next" w:cs="Avenir Next" w:eastAsia="Avenir Next"/>
           <w:b/>
           <w:color w:val="003A70"/>
+          <w:sz w:val="22"/>
+          <w:szCs w:val="19"/>
+        </w:rPr>
+        <w:t xml:space="preserve">Step 3</w:t>
+      </w:r>
+      <w:r>
+        <w:rPr>
+          <w:rFonts w:ascii="Avenir Next" w:hAnsi="Avenir Next" w:cs="Avenir Next" w:eastAsia="Avenir Next"/>
+          <w:color w:val="1A1A1A"/>
           <w:sz w:val="19"/>
           <w:szCs w:val="19"/>
         </w:rPr>
-        <w:t xml:space="preserve">Step 3</w:t>
-      </w:r>
-      <w:r>
-        <w:rPr>
-          <w:rFonts w:ascii="Avenir Next" w:hAnsi="Avenir Next" w:cs="Avenir Next" w:eastAsia="Avenir Next"/>
-          <w:color w:val="1A1A1A"/>
-          <w:sz w:val="19"/>
-          <w:szCs w:val="19"/>
-        </w:rPr>
         <w:tab/>
       </w:r>
       <w:r>
         <w:rPr>
           <w:rFonts w:ascii="Avenir Next" w:hAnsi="Avenir Next" w:cs="Avenir Next" w:eastAsia="Avenir Next"/>
           <w:color w:val="1A1A1A"/>
-          <w:sz w:val="21"/>
+          <w:sz w:val="22"/>
           <w:szCs w:val="21"/>
         </w:rPr>
         <w:t xml:space="preserve">Then 45, 52, 61. 7 values in, 7 out.</w:t>
@@ -698,18 +706,18 @@
           <w:rFonts w:ascii="Avenir Next" w:hAnsi="Avenir Next" w:cs="Avenir Next" w:eastAsia="Avenir Next"/>
           <w:b/>
           <w:color w:val="1A1A1A"/>
+          <w:sz w:val="22"/>
+          <w:szCs w:val="21"/>
+        </w:rPr>
+        <w:t xml:space="preserve">Answer</w:t>
+      </w:r>
+      <w:r>
+        <w:rPr>
+          <w:rFonts w:ascii="Avenir Next" w:hAnsi="Avenir Next" w:cs="Avenir Next" w:eastAsia="Avenir Next"/>
+          <w:color w:val="1A1A1A"/>
           <w:sz w:val="21"/>
           <w:szCs w:val="21"/>
         </w:rPr>
-        <w:t xml:space="preserve">Answer</w:t>
-      </w:r>
-      <w:r>
-        <w:rPr>
-          <w:rFonts w:ascii="Avenir Next" w:hAnsi="Avenir Next" w:cs="Avenir Next" w:eastAsia="Avenir Next"/>
-          <w:color w:val="1A1A1A"/>
-          <w:sz w:val="21"/>
-          <w:szCs w:val="21"/>
-        </w:rPr>
         <w:tab/>
       </w:r>
       <w:r>
@@ -717,7 +725,7 @@
           <w:rFonts w:ascii="Avenir Next" w:hAnsi="Avenir Next" w:cs="Avenir Next" w:eastAsia="Avenir Next"/>
           <w:b/>
           <w:color w:val="1A1A1A"/>
-          <w:sz w:val="21"/>
+          <w:sz w:val="22"/>
           <w:szCs w:val="21"/>
         </w:rPr>
         <w:t xml:space="preserve">29, 33, 38, 38, 45, 52, 61</w:t>
@@ -725,6 +733,7 @@
     </w:p>
     <w:p>
       <w:pPr>
+        <w:pStyle w:val="Heading2"/>
         <w:keepNext/>
         <w:pBdr>
           <w:bottom w:val="single" w:sz="8" w:space="3" w:color="003A70"/>
@@ -740,7 +749,7 @@
           <w:b/>
           <w:color w:val="003A70"/>
           <w:spacing w:val="14"/>
-          <w:sz w:val="19"/>
+          <w:sz w:val="22"/>
           <w:szCs w:val="19"/>
         </w:rPr>
         <w:t xml:space="preserve">TRY IT WITH HELP</w:t>
@@ -759,7 +768,7 @@
           <w:rFonts w:ascii="Avenir Next" w:hAnsi="Avenir Next" w:cs="Avenir Next" w:eastAsia="Avenir Next"/>
           <w:i/>
           <w:color w:val="5A5F66"/>
-          <w:sz w:val="17"/>
+          <w:sz w:val="22"/>
           <w:szCs w:val="17"/>
         </w:rPr>
         <w:t xml:space="preserve">fill in each step</w:t>
@@ -817,35 +826,35 @@
           <w:rFonts w:ascii="Avenir Next" w:hAnsi="Avenir Next" w:cs="Avenir Next" w:eastAsia="Avenir Next"/>
           <w:b/>
           <w:color w:val="003A70"/>
+          <w:sz w:val="22"/>
+          <w:szCs w:val="18"/>
+        </w:rPr>
+        <w:t xml:space="preserve">Step 1</w:t>
+      </w:r>
+      <w:r>
+        <w:rPr>
+          <w:rFonts w:ascii="Avenir Next" w:hAnsi="Avenir Next" w:cs="Avenir Next" w:eastAsia="Avenir Next"/>
+          <w:color w:val="1A1A1A"/>
           <w:sz w:val="18"/>
           <w:szCs w:val="18"/>
         </w:rPr>
-        <w:t xml:space="preserve">Step 1</w:t>
-      </w:r>
-      <w:r>
-        <w:rPr>
-          <w:rFonts w:ascii="Avenir Next" w:hAnsi="Avenir Next" w:cs="Avenir Next" w:eastAsia="Avenir Next"/>
-          <w:color w:val="1A1A1A"/>
-          <w:sz w:val="18"/>
-          <w:szCs w:val="18"/>
-        </w:rPr>
         <w:tab/>
       </w:r>
       <w:r>
         <w:rPr>
           <w:rFonts w:ascii="Avenir Next" w:hAnsi="Avenir Next" w:cs="Avenir Next" w:eastAsia="Avenir Next"/>
           <w:color w:val="1A1A1A"/>
+          <w:sz w:val="22"/>
+          <w:szCs w:val="21"/>
+        </w:rPr>
+        <w:t xml:space="preserve">The least is </w:t>
+      </w:r>
+      <w:r>
+        <w:rPr>
+          <w:rFonts w:ascii="Avenir Next" w:hAnsi="Avenir Next" w:cs="Avenir Next" w:eastAsia="Avenir Next"/>
+          <w:color w:val="1A1A1A"/>
           <w:sz w:val="21"/>
           <w:szCs w:val="21"/>
-        </w:rPr>
-        <w:t xml:space="preserve">The least is </w:t>
-      </w:r>
-      <w:r>
-        <w:rPr>
-          <w:rFonts w:ascii="Avenir Next" w:hAnsi="Avenir Next" w:cs="Avenir Next" w:eastAsia="Avenir Next"/>
-          <w:color w:val="1A1A1A"/>
-          <w:sz w:val="21"/>
-          <w:szCs w:val="21"/>
           <w:u w:val="single"/>
         </w:rPr>
         <w:t xml:space="preserve">                </w:t>
@@ -854,7 +863,7 @@
         <w:rPr>
           <w:rFonts w:ascii="Avenir Next" w:hAnsi="Avenir Next" w:cs="Avenir Next" w:eastAsia="Avenir Next"/>
           <w:color w:val="1A1A1A"/>
-          <w:sz w:val="21"/>
+          <w:sz w:val="22"/>
           <w:szCs w:val="21"/>
         </w:rPr>
         <w:t xml:space="preserve">.</w:t>
@@ -874,28 +883,47 @@
           <w:rFonts w:ascii="Avenir Next" w:hAnsi="Avenir Next" w:cs="Avenir Next" w:eastAsia="Avenir Next"/>
           <w:b/>
           <w:color w:val="003A70"/>
+          <w:sz w:val="22"/>
+          <w:szCs w:val="18"/>
+        </w:rPr>
+        <w:t xml:space="preserve">Step 2</w:t>
+      </w:r>
+      <w:r>
+        <w:rPr>
+          <w:rFonts w:ascii="Avenir Next" w:hAnsi="Avenir Next" w:cs="Avenir Next" w:eastAsia="Avenir Next"/>
+          <w:color w:val="1A1A1A"/>
           <w:sz w:val="18"/>
           <w:szCs w:val="18"/>
         </w:rPr>
-        <w:t xml:space="preserve">Step 2</w:t>
-      </w:r>
-      <w:r>
-        <w:rPr>
-          <w:rFonts w:ascii="Avenir Next" w:hAnsi="Avenir Next" w:cs="Avenir Next" w:eastAsia="Avenir Next"/>
-          <w:color w:val="1A1A1A"/>
-          <w:sz w:val="18"/>
-          <w:szCs w:val="18"/>
-        </w:rPr>
         <w:tab/>
       </w:r>
       <w:r>
         <w:rPr>
           <w:rFonts w:ascii="Avenir Next" w:hAnsi="Avenir Next" w:cs="Avenir Next" w:eastAsia="Avenir Next"/>
           <w:color w:val="1A1A1A"/>
+          <w:sz w:val="22"/>
+          <w:szCs w:val="21"/>
+        </w:rPr>
+        <w:t xml:space="preserve">Next: </w:t>
+      </w:r>
+      <w:r>
+        <w:rPr>
+          <w:rFonts w:ascii="Avenir Next" w:hAnsi="Avenir Next" w:cs="Avenir Next" w:eastAsia="Avenir Next"/>
+          <w:color w:val="1A1A1A"/>
           <w:sz w:val="21"/>
           <w:szCs w:val="21"/>
-        </w:rPr>
-        <w:t xml:space="preserve">Next: </w:t>
+          <w:u w:val="single"/>
+        </w:rPr>
+        <w:t xml:space="preserve">                </w:t>
+      </w:r>
+      <w:r>
+        <w:rPr>
+          <w:rFonts w:ascii="Avenir Next" w:hAnsi="Avenir Next" w:cs="Avenir Next" w:eastAsia="Avenir Next"/>
+          <w:color w:val="1A1A1A"/>
+          <w:sz w:val="22"/>
+          <w:szCs w:val="21"/>
+        </w:rPr>
+        <w:t xml:space="preserve">, </w:t>
       </w:r>
       <w:r>
         <w:rPr>
@@ -911,17 +939,17 @@
         <w:rPr>
           <w:rFonts w:ascii="Avenir Next" w:hAnsi="Avenir Next" w:cs="Avenir Next" w:eastAsia="Avenir Next"/>
           <w:color w:val="1A1A1A"/>
+          <w:sz w:val="22"/>
+          <w:szCs w:val="21"/>
+        </w:rPr>
+        <w:t xml:space="preserve">, </w:t>
+      </w:r>
+      <w:r>
+        <w:rPr>
+          <w:rFonts w:ascii="Avenir Next" w:hAnsi="Avenir Next" w:cs="Avenir Next" w:eastAsia="Avenir Next"/>
+          <w:color w:val="1A1A1A"/>
           <w:sz w:val="21"/>
           <w:szCs w:val="21"/>
-        </w:rPr>
-        <w:t xml:space="preserve">, </w:t>
-      </w:r>
-      <w:r>
-        <w:rPr>
-          <w:rFonts w:ascii="Avenir Next" w:hAnsi="Avenir Next" w:cs="Avenir Next" w:eastAsia="Avenir Next"/>
-          <w:color w:val="1A1A1A"/>
-          <w:sz w:val="21"/>
-          <w:szCs w:val="21"/>
           <w:u w:val="single"/>
         </w:rPr>
         <w:t xml:space="preserve">                </w:t>
@@ -930,26 +958,7 @@
         <w:rPr>
           <w:rFonts w:ascii="Avenir Next" w:hAnsi="Avenir Next" w:cs="Avenir Next" w:eastAsia="Avenir Next"/>
           <w:color w:val="1A1A1A"/>
-          <w:sz w:val="21"/>
-          <w:szCs w:val="21"/>
-        </w:rPr>
-        <w:t xml:space="preserve">, </w:t>
-      </w:r>
-      <w:r>
-        <w:rPr>
-          <w:rFonts w:ascii="Avenir Next" w:hAnsi="Avenir Next" w:cs="Avenir Next" w:eastAsia="Avenir Next"/>
-          <w:color w:val="1A1A1A"/>
-          <w:sz w:val="21"/>
-          <w:szCs w:val="21"/>
-          <w:u w:val="single"/>
-        </w:rPr>
-        <w:t xml:space="preserve">                </w:t>
-      </w:r>
-      <w:r>
-        <w:rPr>
-          <w:rFonts w:ascii="Avenir Next" w:hAnsi="Avenir Next" w:cs="Avenir Next" w:eastAsia="Avenir Next"/>
-          <w:color w:val="1A1A1A"/>
-          <w:sz w:val="21"/>
+          <w:sz w:val="22"/>
           <w:szCs w:val="21"/>
         </w:rPr>
         <w:t xml:space="preserve">.</w:t>
@@ -969,28 +978,47 @@
           <w:rFonts w:ascii="Avenir Next" w:hAnsi="Avenir Next" w:cs="Avenir Next" w:eastAsia="Avenir Next"/>
           <w:b/>
           <w:color w:val="003A70"/>
+          <w:sz w:val="22"/>
+          <w:szCs w:val="18"/>
+        </w:rPr>
+        <w:t xml:space="preserve">Step 3</w:t>
+      </w:r>
+      <w:r>
+        <w:rPr>
+          <w:rFonts w:ascii="Avenir Next" w:hAnsi="Avenir Next" w:cs="Avenir Next" w:eastAsia="Avenir Next"/>
+          <w:color w:val="1A1A1A"/>
           <w:sz w:val="18"/>
           <w:szCs w:val="18"/>
         </w:rPr>
-        <w:t xml:space="preserve">Step 3</w:t>
-      </w:r>
-      <w:r>
-        <w:rPr>
-          <w:rFonts w:ascii="Avenir Next" w:hAnsi="Avenir Next" w:cs="Avenir Next" w:eastAsia="Avenir Next"/>
-          <w:color w:val="1A1A1A"/>
-          <w:sz w:val="18"/>
-          <w:szCs w:val="18"/>
-        </w:rPr>
         <w:tab/>
       </w:r>
       <w:r>
         <w:rPr>
           <w:rFonts w:ascii="Avenir Next" w:hAnsi="Avenir Next" w:cs="Avenir Next" w:eastAsia="Avenir Next"/>
           <w:color w:val="1A1A1A"/>
+          <w:sz w:val="22"/>
+          <w:szCs w:val="21"/>
+        </w:rPr>
+        <w:t xml:space="preserve">Last: </w:t>
+      </w:r>
+      <w:r>
+        <w:rPr>
+          <w:rFonts w:ascii="Avenir Next" w:hAnsi="Avenir Next" w:cs="Avenir Next" w:eastAsia="Avenir Next"/>
+          <w:color w:val="1A1A1A"/>
           <w:sz w:val="21"/>
           <w:szCs w:val="21"/>
-        </w:rPr>
-        <w:t xml:space="preserve">Last: </w:t>
+          <w:u w:val="single"/>
+        </w:rPr>
+        <w:t xml:space="preserve">                </w:t>
+      </w:r>
+      <w:r>
+        <w:rPr>
+          <w:rFonts w:ascii="Avenir Next" w:hAnsi="Avenir Next" w:cs="Avenir Next" w:eastAsia="Avenir Next"/>
+          <w:color w:val="1A1A1A"/>
+          <w:sz w:val="22"/>
+          <w:szCs w:val="21"/>
+        </w:rPr>
+        <w:t xml:space="preserve">. Count: </w:t>
       </w:r>
       <w:r>
         <w:rPr>
@@ -1006,26 +1034,7 @@
         <w:rPr>
           <w:rFonts w:ascii="Avenir Next" w:hAnsi="Avenir Next" w:cs="Avenir Next" w:eastAsia="Avenir Next"/>
           <w:color w:val="1A1A1A"/>
-          <w:sz w:val="21"/>
-          <w:szCs w:val="21"/>
-        </w:rPr>
-        <w:t xml:space="preserve">. Count: </w:t>
-      </w:r>
-      <w:r>
-        <w:rPr>
-          <w:rFonts w:ascii="Avenir Next" w:hAnsi="Avenir Next" w:cs="Avenir Next" w:eastAsia="Avenir Next"/>
-          <w:color w:val="1A1A1A"/>
-          <w:sz w:val="21"/>
-          <w:szCs w:val="21"/>
-          <w:u w:val="single"/>
-        </w:rPr>
-        <w:t xml:space="preserve">                </w:t>
-      </w:r>
-      <w:r>
-        <w:rPr>
-          <w:rFonts w:ascii="Avenir Next" w:hAnsi="Avenir Next" w:cs="Avenir Next" w:eastAsia="Avenir Next"/>
-          <w:color w:val="1A1A1A"/>
-          <w:sz w:val="21"/>
+          <w:sz w:val="22"/>
           <w:szCs w:val="21"/>
         </w:rPr>
         <w:t xml:space="preserve"> values.</w:t>
@@ -1088,35 +1097,35 @@
           <w:rFonts w:ascii="Avenir Next" w:hAnsi="Avenir Next" w:cs="Avenir Next" w:eastAsia="Avenir Next"/>
           <w:b/>
           <w:color w:val="003A70"/>
+          <w:sz w:val="22"/>
+          <w:szCs w:val="18"/>
+        </w:rPr>
+        <w:t xml:space="preserve">Step 1</w:t>
+      </w:r>
+      <w:r>
+        <w:rPr>
+          <w:rFonts w:ascii="Avenir Next" w:hAnsi="Avenir Next" w:cs="Avenir Next" w:eastAsia="Avenir Next"/>
+          <w:color w:val="1A1A1A"/>
           <w:sz w:val="18"/>
           <w:szCs w:val="18"/>
         </w:rPr>
-        <w:t xml:space="preserve">Step 1</w:t>
-      </w:r>
-      <w:r>
-        <w:rPr>
-          <w:rFonts w:ascii="Avenir Next" w:hAnsi="Avenir Next" w:cs="Avenir Next" w:eastAsia="Avenir Next"/>
-          <w:color w:val="1A1A1A"/>
-          <w:sz w:val="18"/>
-          <w:szCs w:val="18"/>
-        </w:rPr>
         <w:tab/>
       </w:r>
       <w:r>
         <w:rPr>
           <w:rFonts w:ascii="Avenir Next" w:hAnsi="Avenir Next" w:cs="Avenir Next" w:eastAsia="Avenir Next"/>
           <w:color w:val="1A1A1A"/>
+          <w:sz w:val="22"/>
+          <w:szCs w:val="21"/>
+        </w:rPr>
+        <w:t xml:space="preserve">The least is </w:t>
+      </w:r>
+      <w:r>
+        <w:rPr>
+          <w:rFonts w:ascii="Avenir Next" w:hAnsi="Avenir Next" w:cs="Avenir Next" w:eastAsia="Avenir Next"/>
+          <w:color w:val="1A1A1A"/>
           <w:sz w:val="21"/>
           <w:szCs w:val="21"/>
-        </w:rPr>
-        <w:t xml:space="preserve">The least is </w:t>
-      </w:r>
-      <w:r>
-        <w:rPr>
-          <w:rFonts w:ascii="Avenir Next" w:hAnsi="Avenir Next" w:cs="Avenir Next" w:eastAsia="Avenir Next"/>
-          <w:color w:val="1A1A1A"/>
-          <w:sz w:val="21"/>
-          <w:szCs w:val="21"/>
           <w:u w:val="single"/>
         </w:rPr>
         <w:t xml:space="preserve">                </w:t>
@@ -1125,7 +1134,7 @@
         <w:rPr>
           <w:rFonts w:ascii="Avenir Next" w:hAnsi="Avenir Next" w:cs="Avenir Next" w:eastAsia="Avenir Next"/>
           <w:color w:val="1A1A1A"/>
-          <w:sz w:val="21"/>
+          <w:sz w:val="22"/>
           <w:szCs w:val="21"/>
         </w:rPr>
         <w:t xml:space="preserve">.</w:t>
@@ -1145,28 +1154,47 @@
           <w:rFonts w:ascii="Avenir Next" w:hAnsi="Avenir Next" w:cs="Avenir Next" w:eastAsia="Avenir Next"/>
           <w:b/>
           <w:color w:val="003A70"/>
+          <w:sz w:val="22"/>
+          <w:szCs w:val="18"/>
+        </w:rPr>
+        <w:t xml:space="preserve">Step 2</w:t>
+      </w:r>
+      <w:r>
+        <w:rPr>
+          <w:rFonts w:ascii="Avenir Next" w:hAnsi="Avenir Next" w:cs="Avenir Next" w:eastAsia="Avenir Next"/>
+          <w:color w:val="1A1A1A"/>
           <w:sz w:val="18"/>
           <w:szCs w:val="18"/>
         </w:rPr>
-        <w:t xml:space="preserve">Step 2</w:t>
-      </w:r>
-      <w:r>
-        <w:rPr>
-          <w:rFonts w:ascii="Avenir Next" w:hAnsi="Avenir Next" w:cs="Avenir Next" w:eastAsia="Avenir Next"/>
-          <w:color w:val="1A1A1A"/>
-          <w:sz w:val="18"/>
-          <w:szCs w:val="18"/>
-        </w:rPr>
         <w:tab/>
       </w:r>
       <w:r>
         <w:rPr>
           <w:rFonts w:ascii="Avenir Next" w:hAnsi="Avenir Next" w:cs="Avenir Next" w:eastAsia="Avenir Next"/>
           <w:color w:val="1A1A1A"/>
+          <w:sz w:val="22"/>
+          <w:szCs w:val="21"/>
+        </w:rPr>
+        <w:t xml:space="preserve">Next: </w:t>
+      </w:r>
+      <w:r>
+        <w:rPr>
+          <w:rFonts w:ascii="Avenir Next" w:hAnsi="Avenir Next" w:cs="Avenir Next" w:eastAsia="Avenir Next"/>
+          <w:color w:val="1A1A1A"/>
           <w:sz w:val="21"/>
           <w:szCs w:val="21"/>
-        </w:rPr>
-        <w:t xml:space="preserve">Next: </w:t>
+          <w:u w:val="single"/>
+        </w:rPr>
+        <w:t xml:space="preserve">                </w:t>
+      </w:r>
+      <w:r>
+        <w:rPr>
+          <w:rFonts w:ascii="Avenir Next" w:hAnsi="Avenir Next" w:cs="Avenir Next" w:eastAsia="Avenir Next"/>
+          <w:color w:val="1A1A1A"/>
+          <w:sz w:val="22"/>
+          <w:szCs w:val="21"/>
+        </w:rPr>
+        <w:t xml:space="preserve">, </w:t>
       </w:r>
       <w:r>
         <w:rPr>
@@ -1182,8 +1210,27 @@
         <w:rPr>
           <w:rFonts w:ascii="Avenir Next" w:hAnsi="Avenir Next" w:cs="Avenir Next" w:eastAsia="Avenir Next"/>
           <w:color w:val="1A1A1A"/>
+          <w:sz w:val="22"/>
+          <w:szCs w:val="21"/>
+        </w:rPr>
+        <w:t xml:space="preserve">, </w:t>
+      </w:r>
+      <w:r>
+        <w:rPr>
+          <w:rFonts w:ascii="Avenir Next" w:hAnsi="Avenir Next" w:cs="Avenir Next" w:eastAsia="Avenir Next"/>
+          <w:color w:val="1A1A1A"/>
           <w:sz w:val="21"/>
           <w:szCs w:val="21"/>
+          <w:u w:val="single"/>
+        </w:rPr>
+        <w:t xml:space="preserve">                </w:t>
+      </w:r>
+      <w:r>
+        <w:rPr>
+          <w:rFonts w:ascii="Avenir Next" w:hAnsi="Avenir Next" w:cs="Avenir Next" w:eastAsia="Avenir Next"/>
+          <w:color w:val="1A1A1A"/>
+          <w:sz w:val="22"/>
+          <w:szCs w:val="21"/>
         </w:rPr>
         <w:t xml:space="preserve">, </w:t>
       </w:r>
@@ -1201,45 +1248,7 @@
         <w:rPr>
           <w:rFonts w:ascii="Avenir Next" w:hAnsi="Avenir Next" w:cs="Avenir Next" w:eastAsia="Avenir Next"/>
           <w:color w:val="1A1A1A"/>
-          <w:sz w:val="21"/>
-          <w:szCs w:val="21"/>
-        </w:rPr>
-        <w:t xml:space="preserve">, </w:t>
-      </w:r>
-      <w:r>
-        <w:rPr>
-          <w:rFonts w:ascii="Avenir Next" w:hAnsi="Avenir Next" w:cs="Avenir Next" w:eastAsia="Avenir Next"/>
-          <w:color w:val="1A1A1A"/>
-          <w:sz w:val="21"/>
-          <w:szCs w:val="21"/>
-          <w:u w:val="single"/>
-        </w:rPr>
-        <w:t xml:space="preserve">                </w:t>
-      </w:r>
-      <w:r>
-        <w:rPr>
-          <w:rFonts w:ascii="Avenir Next" w:hAnsi="Avenir Next" w:cs="Avenir Next" w:eastAsia="Avenir Next"/>
-          <w:color w:val="1A1A1A"/>
-          <w:sz w:val="21"/>
-          <w:szCs w:val="21"/>
-        </w:rPr>
-        <w:t xml:space="preserve">, </w:t>
-      </w:r>
-      <w:r>
-        <w:rPr>
-          <w:rFonts w:ascii="Avenir Next" w:hAnsi="Avenir Next" w:cs="Avenir Next" w:eastAsia="Avenir Next"/>
-          <w:color w:val="1A1A1A"/>
-          <w:sz w:val="21"/>
-          <w:szCs w:val="21"/>
-          <w:u w:val="single"/>
-        </w:rPr>
-        <w:t xml:space="preserve">                </w:t>
-      </w:r>
-      <w:r>
-        <w:rPr>
-          <w:rFonts w:ascii="Avenir Next" w:hAnsi="Avenir Next" w:cs="Avenir Next" w:eastAsia="Avenir Next"/>
-          <w:color w:val="1A1A1A"/>
-          <w:sz w:val="21"/>
+          <w:sz w:val="22"/>
           <w:szCs w:val="21"/>
         </w:rPr>
         <w:t xml:space="preserve">.</w:t>
@@ -1259,28 +1268,47 @@
           <w:rFonts w:ascii="Avenir Next" w:hAnsi="Avenir Next" w:cs="Avenir Next" w:eastAsia="Avenir Next"/>
           <w:b/>
           <w:color w:val="003A70"/>
+          <w:sz w:val="22"/>
+          <w:szCs w:val="18"/>
+        </w:rPr>
+        <w:t xml:space="preserve">Step 3</w:t>
+      </w:r>
+      <w:r>
+        <w:rPr>
+          <w:rFonts w:ascii="Avenir Next" w:hAnsi="Avenir Next" w:cs="Avenir Next" w:eastAsia="Avenir Next"/>
+          <w:color w:val="1A1A1A"/>
           <w:sz w:val="18"/>
           <w:szCs w:val="18"/>
         </w:rPr>
-        <w:t xml:space="preserve">Step 3</w:t>
-      </w:r>
-      <w:r>
-        <w:rPr>
-          <w:rFonts w:ascii="Avenir Next" w:hAnsi="Avenir Next" w:cs="Avenir Next" w:eastAsia="Avenir Next"/>
-          <w:color w:val="1A1A1A"/>
-          <w:sz w:val="18"/>
-          <w:szCs w:val="18"/>
-        </w:rPr>
         <w:tab/>
       </w:r>
       <w:r>
         <w:rPr>
           <w:rFonts w:ascii="Avenir Next" w:hAnsi="Avenir Next" w:cs="Avenir Next" w:eastAsia="Avenir Next"/>
           <w:color w:val="1A1A1A"/>
+          <w:sz w:val="22"/>
+          <w:szCs w:val="21"/>
+        </w:rPr>
+        <w:t xml:space="preserve">Last: </w:t>
+      </w:r>
+      <w:r>
+        <w:rPr>
+          <w:rFonts w:ascii="Avenir Next" w:hAnsi="Avenir Next" w:cs="Avenir Next" w:eastAsia="Avenir Next"/>
+          <w:color w:val="1A1A1A"/>
           <w:sz w:val="21"/>
           <w:szCs w:val="21"/>
-        </w:rPr>
-        <w:t xml:space="preserve">Last: </w:t>
+          <w:u w:val="single"/>
+        </w:rPr>
+        <w:t xml:space="preserve">                </w:t>
+      </w:r>
+      <w:r>
+        <w:rPr>
+          <w:rFonts w:ascii="Avenir Next" w:hAnsi="Avenir Next" w:cs="Avenir Next" w:eastAsia="Avenir Next"/>
+          <w:color w:val="1A1A1A"/>
+          <w:sz w:val="22"/>
+          <w:szCs w:val="21"/>
+        </w:rPr>
+        <w:t xml:space="preserve">. Count: </w:t>
       </w:r>
       <w:r>
         <w:rPr>
@@ -1296,26 +1324,7 @@
         <w:rPr>
           <w:rFonts w:ascii="Avenir Next" w:hAnsi="Avenir Next" w:cs="Avenir Next" w:eastAsia="Avenir Next"/>
           <w:color w:val="1A1A1A"/>
-          <w:sz w:val="21"/>
-          <w:szCs w:val="21"/>
-        </w:rPr>
-        <w:t xml:space="preserve">. Count: </w:t>
-      </w:r>
-      <w:r>
-        <w:rPr>
-          <w:rFonts w:ascii="Avenir Next" w:hAnsi="Avenir Next" w:cs="Avenir Next" w:eastAsia="Avenir Next"/>
-          <w:color w:val="1A1A1A"/>
-          <w:sz w:val="21"/>
-          <w:szCs w:val="21"/>
-          <w:u w:val="single"/>
-        </w:rPr>
-        <w:t xml:space="preserve">                </w:t>
-      </w:r>
-      <w:r>
-        <w:rPr>
-          <w:rFonts w:ascii="Avenir Next" w:hAnsi="Avenir Next" w:cs="Avenir Next" w:eastAsia="Avenir Next"/>
-          <w:color w:val="1A1A1A"/>
-          <w:sz w:val="21"/>
+          <w:sz w:val="22"/>
           <w:szCs w:val="21"/>
         </w:rPr>
         <w:t xml:space="preserve"> values.</w:t>
@@ -1328,6 +1337,7 @@
     </w:p>
     <w:p>
       <w:pPr>
+        <w:pStyle w:val="Heading2"/>
         <w:keepNext/>
         <w:pBdr>
           <w:bottom w:val="single" w:sz="8" w:space="3" w:color="003A70"/>
@@ -1343,7 +1353,7 @@
           <w:b/>
           <w:color w:val="003A70"/>
           <w:spacing w:val="14"/>
-          <w:sz w:val="19"/>
+          <w:sz w:val="22"/>
           <w:szCs w:val="19"/>
         </w:rPr>
         <w:t xml:space="preserve">YOUR TURN</w:t>
@@ -1362,7 +1372,7 @@
           <w:rFonts w:ascii="Avenir Next" w:hAnsi="Avenir Next" w:cs="Avenir Next" w:eastAsia="Avenir Next"/>
           <w:i/>
           <w:color w:val="5A5F66"/>
-          <w:sz w:val="17"/>
+          <w:sz w:val="22"/>
           <w:szCs w:val="17"/>
         </w:rPr>
         <w:t xml:space="preserve">use the steps on your own</w:t>
@@ -1748,7 +1758,7 @@
       <w:pPr>
         <w:pageBreakBefore/>
         <w:keepNext/>
-        <w:spacing w:before="0" w:after="12" w:line="264" w:lineRule="auto"/>
+        <w:spacing w:before="0" w:after="12" w:line="252" w:lineRule="auto"/>
       </w:pPr>
       <w:r>
         <w:rPr>
@@ -1757,7 +1767,7 @@
           <w:caps/>
           <w:color w:val="003A70"/>
           <w:spacing w:val="12"/>
-          <w:sz w:val="19"/>
+          <w:sz w:val="22"/>
           <w:szCs w:val="19"/>
         </w:rPr>
         <w:t xml:space="preserve">Lesson 2-5  ·  Session 2  ·  Prerequisite Practice A  ·  Skill 2 of 2</w:t>
@@ -1765,6 +1775,7 @@
     </w:p>
     <w:p>
       <w:pPr>
+        <w:pStyle w:val="Heading1"/>
         <w:keepNext/>
         <w:spacing w:before="0" w:after="10" w:line="240" w:lineRule="auto"/>
       </w:pPr>
@@ -1784,13 +1795,13 @@
         <w:pBdr>
           <w:bottom w:val="single" w:sz="4" w:space="5" w:color="C9CDD2"/>
         </w:pBdr>
-        <w:spacing w:before="0" w:after="60" w:line="264" w:lineRule="auto"/>
+        <w:spacing w:before="0" w:after="60" w:line="252" w:lineRule="auto"/>
       </w:pPr>
       <w:r>
         <w:rPr>
           <w:rFonts w:ascii="Avenir Next" w:hAnsi="Avenir Next" w:cs="Avenir Next" w:eastAsia="Avenir Next"/>
           <w:color w:val="5A5F66"/>
-          <w:sz w:val="17"/>
+          <w:sz w:val="22"/>
           <w:szCs w:val="17"/>
         </w:rPr>
         <w:t xml:space="preserve">Builds on Grade 4 · 4.NBT.B.4</w:t>
@@ -1833,7 +1844,8 @@
           </w:tcPr>
           <w:p>
             <w:pPr>
-              <w:spacing w:before="0" w:after="0" w:line="252" w:lineRule="auto"/>
+              <w:pStyle w:val="Heading2"/>
+              <w:spacing w:before="0" w:after="0" w:line="246" w:lineRule="auto"/>
             </w:pPr>
             <w:r>
               <w:rPr>
@@ -1856,13 +1868,13 @@
           </w:tcPr>
           <w:p>
             <w:pPr>
-              <w:spacing w:before="0" w:after="0" w:line="264" w:lineRule="auto"/>
+              <w:spacing w:before="0" w:after="0" w:line="252" w:lineRule="auto"/>
             </w:pPr>
             <w:r>
               <w:rPr>
                 <w:rFonts w:ascii="Avenir Next" w:hAnsi="Avenir Next" w:cs="Avenir Next" w:eastAsia="Avenir Next"/>
                 <w:color w:val="1A1A1A"/>
-                <w:sz w:val="20"/>
+                <w:sz w:val="22"/>
                 <w:szCs w:val="20"/>
               </w:rPr>
               <w:t xml:space="preserve">In problem 7 you find two ranges, like 26 − 14 and 24 − 17, then tell which is larger.</w:t>
@@ -1882,7 +1894,8 @@
           </w:tcPr>
           <w:p>
             <w:pPr>
-              <w:spacing w:before="0" w:after="0" w:line="252" w:lineRule="auto"/>
+              <w:pStyle w:val="Heading2"/>
+              <w:spacing w:before="0" w:after="0" w:line="246" w:lineRule="auto"/>
             </w:pPr>
             <w:r>
               <w:rPr>
@@ -1905,13 +1918,13 @@
           </w:tcPr>
           <w:p>
             <w:pPr>
-              <w:spacing w:before="0" w:after="0" w:line="264" w:lineRule="auto"/>
+              <w:spacing w:before="0" w:after="0" w:line="252" w:lineRule="auto"/>
             </w:pPr>
             <w:r>
               <w:rPr>
                 <w:rFonts w:ascii="Avenir Next" w:hAnsi="Avenir Next" w:cs="Avenir Next" w:eastAsia="Avenir Next"/>
                 <w:color w:val="1A1A1A"/>
-                <w:sz w:val="20"/>
+                <w:sz w:val="22"/>
                 <w:szCs w:val="20"/>
               </w:rPr>
               <w:t xml:space="preserve">Find two differences and compare them.  </w:t>
@@ -1921,7 +1934,7 @@
                 <w:rFonts w:ascii="Avenir Next" w:hAnsi="Avenir Next" w:cs="Avenir Next" w:eastAsia="Avenir Next"/>
                 <w:b/>
                 <w:color w:val="1A1A1A"/>
-                <w:sz w:val="20"/>
+                <w:sz w:val="22"/>
                 <w:szCs w:val="20"/>
               </w:rPr>
               <w:t xml:space="preserve">You will use it in Practice Form A, problems 2 and 7.</w:t>
@@ -1932,6 +1945,7 @@
     </w:tbl>
     <w:p>
       <w:pPr>
+        <w:pStyle w:val="Heading2"/>
         <w:keepNext/>
         <w:pBdr>
           <w:bottom w:val="single" w:sz="8" w:space="3" w:color="003A70"/>
@@ -1947,7 +1961,7 @@
           <w:b/>
           <w:color w:val="003A70"/>
           <w:spacing w:val="14"/>
-          <w:sz w:val="19"/>
+          <w:sz w:val="22"/>
           <w:szCs w:val="19"/>
         </w:rPr>
         <w:t xml:space="preserve">STEPS TO FOLLOW</w:t>
@@ -1966,7 +1980,7 @@
           <w:rFonts w:ascii="Avenir Next" w:hAnsi="Avenir Next" w:cs="Avenir Next" w:eastAsia="Avenir Next"/>
           <w:i/>
           <w:color w:val="5A5F66"/>
-          <w:sz w:val="17"/>
+          <w:sz w:val="22"/>
           <w:szCs w:val="17"/>
         </w:rPr>
         <w:t xml:space="preserve">use these same steps on every problem</w:t>
@@ -2008,6 +2022,7 @@
           </w:tcPr>
           <w:p>
             <w:pPr>
+              <w:pStyle w:val="Heading1"/>
               <w:spacing w:before="0" w:after="0" w:line="240" w:lineRule="auto"/>
               <w:jc w:val="center"/>
             </w:pPr>
@@ -2030,13 +2045,13 @@
           </w:tcPr>
           <w:p>
             <w:pPr>
-              <w:spacing w:before="0" w:after="0" w:line="264" w:lineRule="auto"/>
+              <w:spacing w:before="0" w:after="0" w:line="252" w:lineRule="auto"/>
             </w:pPr>
             <w:r>
               <w:rPr>
                 <w:rFonts w:ascii="Avenir Next" w:hAnsi="Avenir Next" w:cs="Avenir Next" w:eastAsia="Avenir Next"/>
                 <w:color w:val="1A1A1A"/>
-                <w:sz w:val="21"/>
+                <w:sz w:val="22"/>
                 <w:szCs w:val="21"/>
               </w:rPr>
               <w:t xml:space="preserve">Find the </w:t>
@@ -2046,7 +2061,7 @@
                 <w:rFonts w:ascii="Avenir Next" w:hAnsi="Avenir Next" w:cs="Avenir Next" w:eastAsia="Avenir Next"/>
                 <w:b/>
                 <w:color w:val="1A1A1A"/>
-                <w:sz w:val="21"/>
+                <w:sz w:val="22"/>
                 <w:szCs w:val="21"/>
               </w:rPr>
               <w:t xml:space="preserve">first</w:t>
@@ -2055,7 +2070,7 @@
               <w:rPr>
                 <w:rFonts w:ascii="Avenir Next" w:hAnsi="Avenir Next" w:cs="Avenir Next" w:eastAsia="Avenir Next"/>
                 <w:color w:val="1A1A1A"/>
-                <w:sz w:val="21"/>
+                <w:sz w:val="22"/>
                 <w:szCs w:val="21"/>
               </w:rPr>
               <w:t xml:space="preserve"> difference.</w:t>
@@ -2074,6 +2089,7 @@
           </w:tcPr>
           <w:p>
             <w:pPr>
+              <w:pStyle w:val="Heading1"/>
               <w:spacing w:before="0" w:after="0" w:line="240" w:lineRule="auto"/>
               <w:jc w:val="center"/>
             </w:pPr>
@@ -2096,13 +2112,13 @@
           </w:tcPr>
           <w:p>
             <w:pPr>
-              <w:spacing w:before="0" w:after="0" w:line="264" w:lineRule="auto"/>
+              <w:spacing w:before="0" w:after="0" w:line="252" w:lineRule="auto"/>
             </w:pPr>
             <w:r>
               <w:rPr>
                 <w:rFonts w:ascii="Avenir Next" w:hAnsi="Avenir Next" w:cs="Avenir Next" w:eastAsia="Avenir Next"/>
                 <w:color w:val="1A1A1A"/>
-                <w:sz w:val="21"/>
+                <w:sz w:val="22"/>
                 <w:szCs w:val="21"/>
               </w:rPr>
               <w:t xml:space="preserve">Find the </w:t>
@@ -2112,7 +2128,7 @@
                 <w:rFonts w:ascii="Avenir Next" w:hAnsi="Avenir Next" w:cs="Avenir Next" w:eastAsia="Avenir Next"/>
                 <w:b/>
                 <w:color w:val="1A1A1A"/>
-                <w:sz w:val="21"/>
+                <w:sz w:val="22"/>
                 <w:szCs w:val="21"/>
               </w:rPr>
               <w:t xml:space="preserve">second</w:t>
@@ -2121,7 +2137,7 @@
               <w:rPr>
                 <w:rFonts w:ascii="Avenir Next" w:hAnsi="Avenir Next" w:cs="Avenir Next" w:eastAsia="Avenir Next"/>
                 <w:color w:val="1A1A1A"/>
-                <w:sz w:val="21"/>
+                <w:sz w:val="22"/>
                 <w:szCs w:val="21"/>
               </w:rPr>
               <w:t xml:space="preserve"> difference.</w:t>
@@ -2140,6 +2156,7 @@
           </w:tcPr>
           <w:p>
             <w:pPr>
+              <w:pStyle w:val="Heading1"/>
               <w:spacing w:before="0" w:after="0" w:line="240" w:lineRule="auto"/>
               <w:jc w:val="center"/>
             </w:pPr>
@@ -2162,14 +2179,14 @@
           </w:tcPr>
           <w:p>
             <w:pPr>
-              <w:spacing w:before="0" w:after="0" w:line="264" w:lineRule="auto"/>
+              <w:spacing w:before="0" w:after="0" w:line="252" w:lineRule="auto"/>
             </w:pPr>
             <w:r>
               <w:rPr>
                 <w:rFonts w:ascii="Avenir Next" w:hAnsi="Avenir Next" w:cs="Avenir Next" w:eastAsia="Avenir Next"/>
                 <w:b/>
                 <w:color w:val="1A1A1A"/>
-                <w:sz w:val="21"/>
+                <w:sz w:val="22"/>
                 <w:szCs w:val="21"/>
               </w:rPr>
               <w:t xml:space="preserve">Compare</w:t>
@@ -2178,7 +2195,7 @@
               <w:rPr>
                 <w:rFonts w:ascii="Avenir Next" w:hAnsi="Avenir Next" w:cs="Avenir Next" w:eastAsia="Avenir Next"/>
                 <w:color w:val="1A1A1A"/>
-                <w:sz w:val="21"/>
+                <w:sz w:val="22"/>
                 <w:szCs w:val="21"/>
               </w:rPr>
               <w:t xml:space="preserve">: write &lt;, &gt;, or =.</w:t>
@@ -2189,6 +2206,7 @@
     </w:tbl>
     <w:p>
       <w:pPr>
+        <w:pStyle w:val="Heading2"/>
         <w:keepNext/>
         <w:pBdr>
           <w:bottom w:val="single" w:sz="8" w:space="3" w:color="003A70"/>
@@ -2204,7 +2222,7 @@
           <w:b/>
           <w:color w:val="003A70"/>
           <w:spacing w:val="14"/>
-          <w:sz w:val="19"/>
+          <w:sz w:val="22"/>
           <w:szCs w:val="19"/>
         </w:rPr>
         <w:t xml:space="preserve">WATCH ME</w:t>
@@ -2223,7 +2241,7 @@
           <w:rFonts w:ascii="Avenir Next" w:hAnsi="Avenir Next" w:cs="Avenir Next" w:eastAsia="Avenir Next"/>
           <w:i/>
           <w:color w:val="5A5F66"/>
-          <w:sz w:val="17"/>
+          <w:sz w:val="22"/>
           <w:szCs w:val="17"/>
         </w:rPr>
         <w:t xml:space="preserve">the steps in action</w:t>
@@ -2231,14 +2249,14 @@
     </w:p>
     <w:p>
       <w:pPr>
-        <w:spacing w:before="0" w:after="40" w:line="264" w:lineRule="auto"/>
+        <w:spacing w:before="0" w:after="40" w:line="252" w:lineRule="auto"/>
       </w:pPr>
       <w:r>
         <w:rPr>
           <w:rFonts w:ascii="Avenir Next" w:hAnsi="Avenir Next" w:cs="Avenir Next" w:eastAsia="Avenir Next"/>
           <w:b/>
           <w:color w:val="1A1A1A"/>
-          <w:sz w:val="21"/>
+          <w:sz w:val="22"/>
           <w:szCs w:val="21"/>
         </w:rPr>
         <w:t xml:space="preserve">Compare 52 − 38 and 75 − 64.</w:t>
@@ -2249,7 +2267,7 @@
         <w:tabs>
           <w:tab w:val="left" w:pos="950"/>
         </w:tabs>
-        <w:spacing w:before="0" w:after="24" w:line="256" w:lineRule="auto"/>
+        <w:spacing w:before="0" w:after="24" w:line="248" w:lineRule="auto"/>
         <w:ind w:left="950" w:hanging="950"/>
       </w:pPr>
       <w:r>
@@ -2257,25 +2275,25 @@
           <w:rFonts w:ascii="Avenir Next" w:hAnsi="Avenir Next" w:cs="Avenir Next" w:eastAsia="Avenir Next"/>
           <w:b/>
           <w:color w:val="003A70"/>
+          <w:sz w:val="22"/>
+          <w:szCs w:val="19"/>
+        </w:rPr>
+        <w:t xml:space="preserve">Step 1</w:t>
+      </w:r>
+      <w:r>
+        <w:rPr>
+          <w:rFonts w:ascii="Avenir Next" w:hAnsi="Avenir Next" w:cs="Avenir Next" w:eastAsia="Avenir Next"/>
+          <w:color w:val="1A1A1A"/>
           <w:sz w:val="19"/>
           <w:szCs w:val="19"/>
         </w:rPr>
-        <w:t xml:space="preserve">Step 1</w:t>
-      </w:r>
-      <w:r>
-        <w:rPr>
-          <w:rFonts w:ascii="Avenir Next" w:hAnsi="Avenir Next" w:cs="Avenir Next" w:eastAsia="Avenir Next"/>
-          <w:color w:val="1A1A1A"/>
-          <w:sz w:val="19"/>
-          <w:szCs w:val="19"/>
-        </w:rPr>
         <w:tab/>
       </w:r>
       <w:r>
         <w:rPr>
           <w:rFonts w:ascii="Avenir Next" w:hAnsi="Avenir Next" w:cs="Avenir Next" w:eastAsia="Avenir Next"/>
           <w:color w:val="1A1A1A"/>
-          <w:sz w:val="21"/>
+          <w:sz w:val="22"/>
           <w:szCs w:val="21"/>
         </w:rPr>
         <w:t xml:space="preserve">52 − 38 = 14.</w:t>
@@ -2286,7 +2304,7 @@
         <w:tabs>
           <w:tab w:val="left" w:pos="950"/>
         </w:tabs>
-        <w:spacing w:before="0" w:after="24" w:line="256" w:lineRule="auto"/>
+        <w:spacing w:before="0" w:after="24" w:line="248" w:lineRule="auto"/>
         <w:ind w:left="950" w:hanging="950"/>
       </w:pPr>
       <w:r>
@@ -2294,25 +2312,25 @@
           <w:rFonts w:ascii="Avenir Next" w:hAnsi="Avenir Next" w:cs="Avenir Next" w:eastAsia="Avenir Next"/>
           <w:b/>
           <w:color w:val="003A70"/>
+          <w:sz w:val="22"/>
+          <w:szCs w:val="19"/>
+        </w:rPr>
+        <w:t xml:space="preserve">Step 2</w:t>
+      </w:r>
+      <w:r>
+        <w:rPr>
+          <w:rFonts w:ascii="Avenir Next" w:hAnsi="Avenir Next" w:cs="Avenir Next" w:eastAsia="Avenir Next"/>
+          <w:color w:val="1A1A1A"/>
           <w:sz w:val="19"/>
           <w:szCs w:val="19"/>
         </w:rPr>
-        <w:t xml:space="preserve">Step 2</w:t>
-      </w:r>
-      <w:r>
-        <w:rPr>
-          <w:rFonts w:ascii="Avenir Next" w:hAnsi="Avenir Next" w:cs="Avenir Next" w:eastAsia="Avenir Next"/>
-          <w:color w:val="1A1A1A"/>
-          <w:sz w:val="19"/>
-          <w:szCs w:val="19"/>
-        </w:rPr>
         <w:tab/>
       </w:r>
       <w:r>
         <w:rPr>
           <w:rFonts w:ascii="Avenir Next" w:hAnsi="Avenir Next" w:cs="Avenir Next" w:eastAsia="Avenir Next"/>
           <w:color w:val="1A1A1A"/>
-          <w:sz w:val="21"/>
+          <w:sz w:val="22"/>
           <w:szCs w:val="21"/>
         </w:rPr>
         <w:t xml:space="preserve">75 − 64 = 11.</w:t>
@@ -2323,7 +2341,7 @@
         <w:tabs>
           <w:tab w:val="left" w:pos="950"/>
         </w:tabs>
-        <w:spacing w:before="0" w:after="24" w:line="256" w:lineRule="auto"/>
+        <w:spacing w:before="0" w:after="24" w:line="248" w:lineRule="auto"/>
         <w:ind w:left="950" w:hanging="950"/>
       </w:pPr>
       <w:r>
@@ -2331,25 +2349,25 @@
           <w:rFonts w:ascii="Avenir Next" w:hAnsi="Avenir Next" w:cs="Avenir Next" w:eastAsia="Avenir Next"/>
           <w:b/>
           <w:color w:val="003A70"/>
+          <w:sz w:val="22"/>
+          <w:szCs w:val="19"/>
+        </w:rPr>
+        <w:t xml:space="preserve">Step 3</w:t>
+      </w:r>
+      <w:r>
+        <w:rPr>
+          <w:rFonts w:ascii="Avenir Next" w:hAnsi="Avenir Next" w:cs="Avenir Next" w:eastAsia="Avenir Next"/>
+          <w:color w:val="1A1A1A"/>
           <w:sz w:val="19"/>
           <w:szCs w:val="19"/>
         </w:rPr>
-        <w:t xml:space="preserve">Step 3</w:t>
-      </w:r>
-      <w:r>
-        <w:rPr>
-          <w:rFonts w:ascii="Avenir Next" w:hAnsi="Avenir Next" w:cs="Avenir Next" w:eastAsia="Avenir Next"/>
-          <w:color w:val="1A1A1A"/>
-          <w:sz w:val="19"/>
-          <w:szCs w:val="19"/>
-        </w:rPr>
         <w:tab/>
       </w:r>
       <w:r>
         <w:rPr>
           <w:rFonts w:ascii="Avenir Next" w:hAnsi="Avenir Next" w:cs="Avenir Next" w:eastAsia="Avenir Next"/>
           <w:color w:val="1A1A1A"/>
-          <w:sz w:val="21"/>
+          <w:sz w:val="22"/>
           <w:szCs w:val="21"/>
         </w:rPr>
         <w:t xml:space="preserve">14 &gt; 11.</w:t>
@@ -2360,7 +2378,7 @@
         <w:tabs>
           <w:tab w:val="left" w:pos="950"/>
         </w:tabs>
-        <w:spacing w:before="20" w:after="0" w:line="256" w:lineRule="auto"/>
+        <w:spacing w:before="20" w:after="0" w:line="248" w:lineRule="auto"/>
         <w:ind w:left="950" w:hanging="950"/>
       </w:pPr>
       <w:r>
@@ -2368,18 +2386,18 @@
           <w:rFonts w:ascii="Avenir Next" w:hAnsi="Avenir Next" w:cs="Avenir Next" w:eastAsia="Avenir Next"/>
           <w:b/>
           <w:color w:val="1A1A1A"/>
+          <w:sz w:val="22"/>
+          <w:szCs w:val="21"/>
+        </w:rPr>
+        <w:t xml:space="preserve">Answer</w:t>
+      </w:r>
+      <w:r>
+        <w:rPr>
+          <w:rFonts w:ascii="Avenir Next" w:hAnsi="Avenir Next" w:cs="Avenir Next" w:eastAsia="Avenir Next"/>
+          <w:color w:val="1A1A1A"/>
           <w:sz w:val="21"/>
           <w:szCs w:val="21"/>
         </w:rPr>
-        <w:t xml:space="preserve">Answer</w:t>
-      </w:r>
-      <w:r>
-        <w:rPr>
-          <w:rFonts w:ascii="Avenir Next" w:hAnsi="Avenir Next" w:cs="Avenir Next" w:eastAsia="Avenir Next"/>
-          <w:color w:val="1A1A1A"/>
-          <w:sz w:val="21"/>
-          <w:szCs w:val="21"/>
-        </w:rPr>
         <w:tab/>
       </w:r>
       <w:r>
@@ -2387,7 +2405,7 @@
           <w:rFonts w:ascii="Avenir Next" w:hAnsi="Avenir Next" w:cs="Avenir Next" w:eastAsia="Avenir Next"/>
           <w:b/>
           <w:color w:val="1A1A1A"/>
-          <w:sz w:val="21"/>
+          <w:sz w:val="22"/>
           <w:szCs w:val="21"/>
         </w:rPr>
         <w:t xml:space="preserve">52 − 38 is larger, by 3.</w:t>
@@ -2395,6 +2413,7 @@
     </w:p>
     <w:p>
       <w:pPr>
+        <w:pStyle w:val="Heading2"/>
         <w:keepNext/>
         <w:pBdr>
           <w:bottom w:val="single" w:sz="8" w:space="3" w:color="003A70"/>
@@ -2410,7 +2429,7 @@
           <w:b/>
           <w:color w:val="003A70"/>
           <w:spacing w:val="14"/>
-          <w:sz w:val="19"/>
+          <w:sz w:val="22"/>
           <w:szCs w:val="19"/>
         </w:rPr>
         <w:t xml:space="preserve">TRY IT WITH HELP</w:t>
@@ -2429,7 +2448,7 @@
           <w:rFonts w:ascii="Avenir Next" w:hAnsi="Avenir Next" w:cs="Avenir Next" w:eastAsia="Avenir Next"/>
           <w:i/>
           <w:color w:val="5A5F66"/>
-          <w:sz w:val="17"/>
+          <w:sz w:val="22"/>
           <w:szCs w:val="17"/>
         </w:rPr>
         <w:t xml:space="preserve">fill in each step</w:t>
@@ -2441,7 +2460,7 @@
         <w:tabs>
           <w:tab w:val="left" w:pos="432"/>
         </w:tabs>
-        <w:spacing w:before="90" w:after="40" w:line="268" w:lineRule="auto"/>
+        <w:spacing w:before="90" w:after="40" w:line="254" w:lineRule="auto"/>
         <w:ind w:left="432" w:hanging="432"/>
       </w:pPr>
       <w:r>
@@ -2479,7 +2498,7 @@
         <w:tabs>
           <w:tab w:val="left" w:pos="1300"/>
         </w:tabs>
-        <w:spacing w:before="0" w:after="24" w:line="272" w:lineRule="auto"/>
+        <w:spacing w:before="0" w:after="24" w:line="256" w:lineRule="auto"/>
         <w:ind w:left="1300" w:hanging="868"/>
       </w:pPr>
       <w:r>
@@ -2487,35 +2506,35 @@
           <w:rFonts w:ascii="Avenir Next" w:hAnsi="Avenir Next" w:cs="Avenir Next" w:eastAsia="Avenir Next"/>
           <w:b/>
           <w:color w:val="003A70"/>
+          <w:sz w:val="22"/>
+          <w:szCs w:val="18"/>
+        </w:rPr>
+        <w:t xml:space="preserve">Step 1</w:t>
+      </w:r>
+      <w:r>
+        <w:rPr>
+          <w:rFonts w:ascii="Avenir Next" w:hAnsi="Avenir Next" w:cs="Avenir Next" w:eastAsia="Avenir Next"/>
+          <w:color w:val="1A1A1A"/>
           <w:sz w:val="18"/>
           <w:szCs w:val="18"/>
         </w:rPr>
-        <w:t xml:space="preserve">Step 1</w:t>
-      </w:r>
-      <w:r>
-        <w:rPr>
-          <w:rFonts w:ascii="Avenir Next" w:hAnsi="Avenir Next" w:cs="Avenir Next" w:eastAsia="Avenir Next"/>
-          <w:color w:val="1A1A1A"/>
-          <w:sz w:val="18"/>
-          <w:szCs w:val="18"/>
-        </w:rPr>
         <w:tab/>
       </w:r>
       <w:r>
         <w:rPr>
           <w:rFonts w:ascii="Avenir Next" w:hAnsi="Avenir Next" w:cs="Avenir Next" w:eastAsia="Avenir Next"/>
           <w:color w:val="1A1A1A"/>
+          <w:sz w:val="22"/>
+          <w:szCs w:val="21"/>
+        </w:rPr>
+        <w:t xml:space="preserve">45 − 29 = </w:t>
+      </w:r>
+      <w:r>
+        <w:rPr>
+          <w:rFonts w:ascii="Avenir Next" w:hAnsi="Avenir Next" w:cs="Avenir Next" w:eastAsia="Avenir Next"/>
+          <w:color w:val="1A1A1A"/>
           <w:sz w:val="21"/>
           <w:szCs w:val="21"/>
-        </w:rPr>
-        <w:t xml:space="preserve">45 − 29 = </w:t>
-      </w:r>
-      <w:r>
-        <w:rPr>
-          <w:rFonts w:ascii="Avenir Next" w:hAnsi="Avenir Next" w:cs="Avenir Next" w:eastAsia="Avenir Next"/>
-          <w:color w:val="1A1A1A"/>
-          <w:sz w:val="21"/>
-          <w:szCs w:val="21"/>
           <w:u w:val="single"/>
         </w:rPr>
         <w:t xml:space="preserve">                </w:t>
@@ -2524,7 +2543,7 @@
         <w:rPr>
           <w:rFonts w:ascii="Avenir Next" w:hAnsi="Avenir Next" w:cs="Avenir Next" w:eastAsia="Avenir Next"/>
           <w:color w:val="1A1A1A"/>
-          <w:sz w:val="21"/>
+          <w:sz w:val="22"/>
           <w:szCs w:val="21"/>
         </w:rPr>
         <w:t xml:space="preserve">.</w:t>
@@ -2536,7 +2555,7 @@
         <w:tabs>
           <w:tab w:val="left" w:pos="1300"/>
         </w:tabs>
-        <w:spacing w:before="0" w:after="24" w:line="272" w:lineRule="auto"/>
+        <w:spacing w:before="0" w:after="24" w:line="256" w:lineRule="auto"/>
         <w:ind w:left="1300" w:hanging="868"/>
       </w:pPr>
       <w:r>
@@ -2544,35 +2563,35 @@
           <w:rFonts w:ascii="Avenir Next" w:hAnsi="Avenir Next" w:cs="Avenir Next" w:eastAsia="Avenir Next"/>
           <w:b/>
           <w:color w:val="003A70"/>
+          <w:sz w:val="22"/>
+          <w:szCs w:val="18"/>
+        </w:rPr>
+        <w:t xml:space="preserve">Step 2</w:t>
+      </w:r>
+      <w:r>
+        <w:rPr>
+          <w:rFonts w:ascii="Avenir Next" w:hAnsi="Avenir Next" w:cs="Avenir Next" w:eastAsia="Avenir Next"/>
+          <w:color w:val="1A1A1A"/>
           <w:sz w:val="18"/>
           <w:szCs w:val="18"/>
         </w:rPr>
-        <w:t xml:space="preserve">Step 2</w:t>
-      </w:r>
-      <w:r>
-        <w:rPr>
-          <w:rFonts w:ascii="Avenir Next" w:hAnsi="Avenir Next" w:cs="Avenir Next" w:eastAsia="Avenir Next"/>
-          <w:color w:val="1A1A1A"/>
-          <w:sz w:val="18"/>
-          <w:szCs w:val="18"/>
-        </w:rPr>
         <w:tab/>
       </w:r>
       <w:r>
         <w:rPr>
           <w:rFonts w:ascii="Avenir Next" w:hAnsi="Avenir Next" w:cs="Avenir Next" w:eastAsia="Avenir Next"/>
           <w:color w:val="1A1A1A"/>
+          <w:sz w:val="22"/>
+          <w:szCs w:val="21"/>
+        </w:rPr>
+        <w:t xml:space="preserve">60 − 41 = </w:t>
+      </w:r>
+      <w:r>
+        <w:rPr>
+          <w:rFonts w:ascii="Avenir Next" w:hAnsi="Avenir Next" w:cs="Avenir Next" w:eastAsia="Avenir Next"/>
+          <w:color w:val="1A1A1A"/>
           <w:sz w:val="21"/>
           <w:szCs w:val="21"/>
-        </w:rPr>
-        <w:t xml:space="preserve">60 − 41 = </w:t>
-      </w:r>
-      <w:r>
-        <w:rPr>
-          <w:rFonts w:ascii="Avenir Next" w:hAnsi="Avenir Next" w:cs="Avenir Next" w:eastAsia="Avenir Next"/>
-          <w:color w:val="1A1A1A"/>
-          <w:sz w:val="21"/>
-          <w:szCs w:val="21"/>
           <w:u w:val="single"/>
         </w:rPr>
         <w:t xml:space="preserve">                </w:t>
@@ -2581,7 +2600,7 @@
         <w:rPr>
           <w:rFonts w:ascii="Avenir Next" w:hAnsi="Avenir Next" w:cs="Avenir Next" w:eastAsia="Avenir Next"/>
           <w:color w:val="1A1A1A"/>
-          <w:sz w:val="21"/>
+          <w:sz w:val="22"/>
           <w:szCs w:val="21"/>
         </w:rPr>
         <w:t xml:space="preserve">.</w:t>
@@ -2593,7 +2612,7 @@
         <w:tabs>
           <w:tab w:val="left" w:pos="1300"/>
         </w:tabs>
-        <w:spacing w:before="0" w:after="24" w:line="272" w:lineRule="auto"/>
+        <w:spacing w:before="0" w:after="24" w:line="256" w:lineRule="auto"/>
         <w:ind w:left="1300" w:hanging="868"/>
       </w:pPr>
       <w:r>
@@ -2601,35 +2620,35 @@
           <w:rFonts w:ascii="Avenir Next" w:hAnsi="Avenir Next" w:cs="Avenir Next" w:eastAsia="Avenir Next"/>
           <w:b/>
           <w:color w:val="003A70"/>
+          <w:sz w:val="22"/>
+          <w:szCs w:val="18"/>
+        </w:rPr>
+        <w:t xml:space="preserve">Step 3</w:t>
+      </w:r>
+      <w:r>
+        <w:rPr>
+          <w:rFonts w:ascii="Avenir Next" w:hAnsi="Avenir Next" w:cs="Avenir Next" w:eastAsia="Avenir Next"/>
+          <w:color w:val="1A1A1A"/>
           <w:sz w:val="18"/>
           <w:szCs w:val="18"/>
         </w:rPr>
-        <w:t xml:space="preserve">Step 3</w:t>
-      </w:r>
-      <w:r>
-        <w:rPr>
-          <w:rFonts w:ascii="Avenir Next" w:hAnsi="Avenir Next" w:cs="Avenir Next" w:eastAsia="Avenir Next"/>
-          <w:color w:val="1A1A1A"/>
-          <w:sz w:val="18"/>
-          <w:szCs w:val="18"/>
-        </w:rPr>
         <w:tab/>
       </w:r>
       <w:r>
         <w:rPr>
           <w:rFonts w:ascii="Avenir Next" w:hAnsi="Avenir Next" w:cs="Avenir Next" w:eastAsia="Avenir Next"/>
           <w:color w:val="1A1A1A"/>
+          <w:sz w:val="22"/>
+          <w:szCs w:val="21"/>
+        </w:rPr>
+        <w:t xml:space="preserve">16 </w:t>
+      </w:r>
+      <w:r>
+        <w:rPr>
+          <w:rFonts w:ascii="Avenir Next" w:hAnsi="Avenir Next" w:cs="Avenir Next" w:eastAsia="Avenir Next"/>
+          <w:color w:val="1A1A1A"/>
           <w:sz w:val="21"/>
           <w:szCs w:val="21"/>
-        </w:rPr>
-        <w:t xml:space="preserve">16 </w:t>
-      </w:r>
-      <w:r>
-        <w:rPr>
-          <w:rFonts w:ascii="Avenir Next" w:hAnsi="Avenir Next" w:cs="Avenir Next" w:eastAsia="Avenir Next"/>
-          <w:color w:val="1A1A1A"/>
-          <w:sz w:val="21"/>
-          <w:szCs w:val="21"/>
           <w:u w:val="single"/>
         </w:rPr>
         <w:t xml:space="preserve">                </w:t>
@@ -2638,7 +2657,7 @@
         <w:rPr>
           <w:rFonts w:ascii="Avenir Next" w:hAnsi="Avenir Next" w:cs="Avenir Next" w:eastAsia="Avenir Next"/>
           <w:color w:val="1A1A1A"/>
-          <w:sz w:val="21"/>
+          <w:sz w:val="22"/>
           <w:szCs w:val="21"/>
         </w:rPr>
         <w:t xml:space="preserve"> 19</w:t>
@@ -2655,7 +2674,7 @@
         <w:tabs>
           <w:tab w:val="left" w:pos="432"/>
         </w:tabs>
-        <w:spacing w:before="90" w:after="40" w:line="268" w:lineRule="auto"/>
+        <w:spacing w:before="90" w:after="40" w:line="254" w:lineRule="auto"/>
         <w:ind w:left="432" w:hanging="432"/>
       </w:pPr>
       <w:r>
@@ -2693,7 +2712,7 @@
         <w:tabs>
           <w:tab w:val="left" w:pos="1300"/>
         </w:tabs>
-        <w:spacing w:before="0" w:after="24" w:line="272" w:lineRule="auto"/>
+        <w:spacing w:before="0" w:after="24" w:line="256" w:lineRule="auto"/>
         <w:ind w:left="1300" w:hanging="868"/>
       </w:pPr>
       <w:r>
@@ -2701,35 +2720,35 @@
           <w:rFonts w:ascii="Avenir Next" w:hAnsi="Avenir Next" w:cs="Avenir Next" w:eastAsia="Avenir Next"/>
           <w:b/>
           <w:color w:val="003A70"/>
+          <w:sz w:val="22"/>
+          <w:szCs w:val="18"/>
+        </w:rPr>
+        <w:t xml:space="preserve">Step 1</w:t>
+      </w:r>
+      <w:r>
+        <w:rPr>
+          <w:rFonts w:ascii="Avenir Next" w:hAnsi="Avenir Next" w:cs="Avenir Next" w:eastAsia="Avenir Next"/>
+          <w:color w:val="1A1A1A"/>
           <w:sz w:val="18"/>
           <w:szCs w:val="18"/>
         </w:rPr>
-        <w:t xml:space="preserve">Step 1</w:t>
-      </w:r>
-      <w:r>
-        <w:rPr>
-          <w:rFonts w:ascii="Avenir Next" w:hAnsi="Avenir Next" w:cs="Avenir Next" w:eastAsia="Avenir Next"/>
-          <w:color w:val="1A1A1A"/>
-          <w:sz w:val="18"/>
-          <w:szCs w:val="18"/>
-        </w:rPr>
         <w:tab/>
       </w:r>
       <w:r>
         <w:rPr>
           <w:rFonts w:ascii="Avenir Next" w:hAnsi="Avenir Next" w:cs="Avenir Next" w:eastAsia="Avenir Next"/>
           <w:color w:val="1A1A1A"/>
+          <w:sz w:val="22"/>
+          <w:szCs w:val="21"/>
+        </w:rPr>
+        <w:t xml:space="preserve">36 − 18 = </w:t>
+      </w:r>
+      <w:r>
+        <w:rPr>
+          <w:rFonts w:ascii="Avenir Next" w:hAnsi="Avenir Next" w:cs="Avenir Next" w:eastAsia="Avenir Next"/>
+          <w:color w:val="1A1A1A"/>
           <w:sz w:val="21"/>
           <w:szCs w:val="21"/>
-        </w:rPr>
-        <w:t xml:space="preserve">36 − 18 = </w:t>
-      </w:r>
-      <w:r>
-        <w:rPr>
-          <w:rFonts w:ascii="Avenir Next" w:hAnsi="Avenir Next" w:cs="Avenir Next" w:eastAsia="Avenir Next"/>
-          <w:color w:val="1A1A1A"/>
-          <w:sz w:val="21"/>
-          <w:szCs w:val="21"/>
           <w:u w:val="single"/>
         </w:rPr>
         <w:t xml:space="preserve">                </w:t>
@@ -2738,7 +2757,7 @@
         <w:rPr>
           <w:rFonts w:ascii="Avenir Next" w:hAnsi="Avenir Next" w:cs="Avenir Next" w:eastAsia="Avenir Next"/>
           <w:color w:val="1A1A1A"/>
-          <w:sz w:val="21"/>
+          <w:sz w:val="22"/>
           <w:szCs w:val="21"/>
         </w:rPr>
         <w:t xml:space="preserve">.</w:t>
@@ -2750,7 +2769,7 @@
         <w:tabs>
           <w:tab w:val="left" w:pos="1300"/>
         </w:tabs>
-        <w:spacing w:before="0" w:after="24" w:line="272" w:lineRule="auto"/>
+        <w:spacing w:before="0" w:after="24" w:line="256" w:lineRule="auto"/>
         <w:ind w:left="1300" w:hanging="868"/>
       </w:pPr>
       <w:r>
@@ -2758,35 +2777,35 @@
           <w:rFonts w:ascii="Avenir Next" w:hAnsi="Avenir Next" w:cs="Avenir Next" w:eastAsia="Avenir Next"/>
           <w:b/>
           <w:color w:val="003A70"/>
+          <w:sz w:val="22"/>
+          <w:szCs w:val="18"/>
+        </w:rPr>
+        <w:t xml:space="preserve">Step 2</w:t>
+      </w:r>
+      <w:r>
+        <w:rPr>
+          <w:rFonts w:ascii="Avenir Next" w:hAnsi="Avenir Next" w:cs="Avenir Next" w:eastAsia="Avenir Next"/>
+          <w:color w:val="1A1A1A"/>
           <w:sz w:val="18"/>
           <w:szCs w:val="18"/>
         </w:rPr>
-        <w:t xml:space="preserve">Step 2</w:t>
-      </w:r>
-      <w:r>
-        <w:rPr>
-          <w:rFonts w:ascii="Avenir Next" w:hAnsi="Avenir Next" w:cs="Avenir Next" w:eastAsia="Avenir Next"/>
-          <w:color w:val="1A1A1A"/>
-          <w:sz w:val="18"/>
-          <w:szCs w:val="18"/>
-        </w:rPr>
         <w:tab/>
       </w:r>
       <w:r>
         <w:rPr>
           <w:rFonts w:ascii="Avenir Next" w:hAnsi="Avenir Next" w:cs="Avenir Next" w:eastAsia="Avenir Next"/>
           <w:color w:val="1A1A1A"/>
+          <w:sz w:val="22"/>
+          <w:szCs w:val="21"/>
+        </w:rPr>
+        <w:t xml:space="preserve">54 − 36 = </w:t>
+      </w:r>
+      <w:r>
+        <w:rPr>
+          <w:rFonts w:ascii="Avenir Next" w:hAnsi="Avenir Next" w:cs="Avenir Next" w:eastAsia="Avenir Next"/>
+          <w:color w:val="1A1A1A"/>
           <w:sz w:val="21"/>
           <w:szCs w:val="21"/>
-        </w:rPr>
-        <w:t xml:space="preserve">54 − 36 = </w:t>
-      </w:r>
-      <w:r>
-        <w:rPr>
-          <w:rFonts w:ascii="Avenir Next" w:hAnsi="Avenir Next" w:cs="Avenir Next" w:eastAsia="Avenir Next"/>
-          <w:color w:val="1A1A1A"/>
-          <w:sz w:val="21"/>
-          <w:szCs w:val="21"/>
           <w:u w:val="single"/>
         </w:rPr>
         <w:t xml:space="preserve">                </w:t>
@@ -2795,7 +2814,7 @@
         <w:rPr>
           <w:rFonts w:ascii="Avenir Next" w:hAnsi="Avenir Next" w:cs="Avenir Next" w:eastAsia="Avenir Next"/>
           <w:color w:val="1A1A1A"/>
-          <w:sz w:val="21"/>
+          <w:sz w:val="22"/>
           <w:szCs w:val="21"/>
         </w:rPr>
         <w:t xml:space="preserve">.</w:t>
@@ -2807,7 +2826,7 @@
         <w:tabs>
           <w:tab w:val="left" w:pos="1300"/>
         </w:tabs>
-        <w:spacing w:before="0" w:after="24" w:line="272" w:lineRule="auto"/>
+        <w:spacing w:before="0" w:after="24" w:line="256" w:lineRule="auto"/>
         <w:ind w:left="1300" w:hanging="868"/>
       </w:pPr>
       <w:r>
@@ -2815,35 +2834,35 @@
           <w:rFonts w:ascii="Avenir Next" w:hAnsi="Avenir Next" w:cs="Avenir Next" w:eastAsia="Avenir Next"/>
           <w:b/>
           <w:color w:val="003A70"/>
+          <w:sz w:val="22"/>
+          <w:szCs w:val="18"/>
+        </w:rPr>
+        <w:t xml:space="preserve">Step 3</w:t>
+      </w:r>
+      <w:r>
+        <w:rPr>
+          <w:rFonts w:ascii="Avenir Next" w:hAnsi="Avenir Next" w:cs="Avenir Next" w:eastAsia="Avenir Next"/>
+          <w:color w:val="1A1A1A"/>
           <w:sz w:val="18"/>
           <w:szCs w:val="18"/>
         </w:rPr>
-        <w:t xml:space="preserve">Step 3</w:t>
-      </w:r>
-      <w:r>
-        <w:rPr>
-          <w:rFonts w:ascii="Avenir Next" w:hAnsi="Avenir Next" w:cs="Avenir Next" w:eastAsia="Avenir Next"/>
-          <w:color w:val="1A1A1A"/>
-          <w:sz w:val="18"/>
-          <w:szCs w:val="18"/>
-        </w:rPr>
         <w:tab/>
       </w:r>
       <w:r>
         <w:rPr>
           <w:rFonts w:ascii="Avenir Next" w:hAnsi="Avenir Next" w:cs="Avenir Next" w:eastAsia="Avenir Next"/>
           <w:color w:val="1A1A1A"/>
+          <w:sz w:val="22"/>
+          <w:szCs w:val="21"/>
+        </w:rPr>
+        <w:t xml:space="preserve">18 </w:t>
+      </w:r>
+      <w:r>
+        <w:rPr>
+          <w:rFonts w:ascii="Avenir Next" w:hAnsi="Avenir Next" w:cs="Avenir Next" w:eastAsia="Avenir Next"/>
+          <w:color w:val="1A1A1A"/>
           <w:sz w:val="21"/>
           <w:szCs w:val="21"/>
-        </w:rPr>
-        <w:t xml:space="preserve">18 </w:t>
-      </w:r>
-      <w:r>
-        <w:rPr>
-          <w:rFonts w:ascii="Avenir Next" w:hAnsi="Avenir Next" w:cs="Avenir Next" w:eastAsia="Avenir Next"/>
-          <w:color w:val="1A1A1A"/>
-          <w:sz w:val="21"/>
-          <w:szCs w:val="21"/>
           <w:u w:val="single"/>
         </w:rPr>
         <w:t xml:space="preserve">                </w:t>
@@ -2852,7 +2871,7 @@
         <w:rPr>
           <w:rFonts w:ascii="Avenir Next" w:hAnsi="Avenir Next" w:cs="Avenir Next" w:eastAsia="Avenir Next"/>
           <w:color w:val="1A1A1A"/>
-          <w:sz w:val="21"/>
+          <w:sz w:val="22"/>
           <w:szCs w:val="21"/>
         </w:rPr>
         <w:t xml:space="preserve"> 18</w:t>
@@ -2865,6 +2884,7 @@
     </w:p>
     <w:p>
       <w:pPr>
+        <w:pStyle w:val="Heading2"/>
         <w:keepNext/>
         <w:pBdr>
           <w:bottom w:val="single" w:sz="8" w:space="3" w:color="003A70"/>
@@ -2880,7 +2900,7 @@
           <w:b/>
           <w:color w:val="003A70"/>
           <w:spacing w:val="14"/>
-          <w:sz w:val="19"/>
+          <w:sz w:val="22"/>
           <w:szCs w:val="19"/>
         </w:rPr>
         <w:t xml:space="preserve">YOUR TURN</w:t>
@@ -2899,7 +2919,7 @@
           <w:rFonts w:ascii="Avenir Next" w:hAnsi="Avenir Next" w:cs="Avenir Next" w:eastAsia="Avenir Next"/>
           <w:i/>
           <w:color w:val="5A5F66"/>
-          <w:sz w:val="17"/>
+          <w:sz w:val="22"/>
           <w:szCs w:val="17"/>
         </w:rPr>
         <w:t xml:space="preserve">use the steps on your own</w:t>
@@ -2949,7 +2969,7 @@
               <w:tabs>
                 <w:tab w:val="left" w:pos="432"/>
               </w:tabs>
-              <w:spacing w:before="90" w:after="40" w:line="268" w:lineRule="auto"/>
+              <w:spacing w:before="90" w:after="40" w:line="254" w:lineRule="auto"/>
               <w:ind w:left="432" w:hanging="432"/>
             </w:pPr>
             <w:r>
@@ -3022,7 +3042,7 @@
                     <w:tabs>
                       <w:tab w:val="left" w:pos="340"/>
                     </w:tabs>
-                    <w:spacing w:before="0" w:after="0" w:line="276" w:lineRule="auto"/>
+                    <w:spacing w:before="0" w:after="0" w:line="258" w:lineRule="auto"/>
                     <w:ind w:left="340" w:hanging="340"/>
                   </w:pPr>
                   <w:r>
@@ -3084,7 +3104,7 @@
                     <w:tabs>
                       <w:tab w:val="left" w:pos="340"/>
                     </w:tabs>
-                    <w:spacing w:before="0" w:after="0" w:line="276" w:lineRule="auto"/>
+                    <w:spacing w:before="0" w:after="0" w:line="258" w:lineRule="auto"/>
                     <w:ind w:left="340" w:hanging="340"/>
                   </w:pPr>
                   <w:r>
@@ -3152,7 +3172,7 @@
                     <w:tabs>
                       <w:tab w:val="left" w:pos="340"/>
                     </w:tabs>
-                    <w:spacing w:before="0" w:after="0" w:line="276" w:lineRule="auto"/>
+                    <w:spacing w:before="0" w:after="0" w:line="258" w:lineRule="auto"/>
                     <w:ind w:left="340" w:hanging="340"/>
                   </w:pPr>
                   <w:r>
@@ -3214,7 +3234,7 @@
                     <w:tabs>
                       <w:tab w:val="left" w:pos="340"/>
                     </w:tabs>
-                    <w:spacing w:before="0" w:after="0" w:line="276" w:lineRule="auto"/>
+                    <w:spacing w:before="0" w:after="0" w:line="258" w:lineRule="auto"/>
                     <w:ind w:left="340" w:hanging="340"/>
                   </w:pPr>
                   <w:r>
@@ -3283,6 +3303,7 @@
     </w:p>
     <w:p>
       <w:pPr>
+        <w:pStyle w:val="Heading2"/>
         <w:keepNext/>
         <w:pBdr>
           <w:bottom w:val="single" w:sz="8" w:space="3" w:color="003A70"/>
@@ -3298,7 +3319,7 @@
           <w:b/>
           <w:color w:val="003A70"/>
           <w:spacing w:val="14"/>
-          <w:sz w:val="19"/>
+          <w:sz w:val="22"/>
           <w:szCs w:val="19"/>
         </w:rPr>
         <w:t xml:space="preserve">READY CHECK</w:t>
@@ -3317,7 +3338,7 @@
           <w:rFonts w:ascii="Avenir Next" w:hAnsi="Avenir Next" w:cs="Avenir Next" w:eastAsia="Avenir Next"/>
           <w:i/>
           <w:color w:val="5A5F66"/>
-          <w:sz w:val="17"/>
+          <w:sz w:val="22"/>
           <w:szCs w:val="17"/>
         </w:rPr>
         <w:t xml:space="preserve">a problem like the one in today’s lesson</w:t>
@@ -3367,7 +3388,7 @@
               <w:tabs>
                 <w:tab w:val="left" w:pos="432"/>
               </w:tabs>
-              <w:spacing w:before="90" w:after="40" w:line="268" w:lineRule="auto"/>
+              <w:spacing w:before="90" w:after="40" w:line="254" w:lineRule="auto"/>
               <w:ind w:left="432" w:hanging="432"/>
             </w:pPr>
             <w:r>
@@ -3441,7 +3462,7 @@
                     <w:tabs>
                       <w:tab w:val="left" w:pos="340"/>
                     </w:tabs>
-                    <w:spacing w:before="0" w:after="0" w:line="264" w:lineRule="auto"/>
+                    <w:spacing w:before="0" w:after="0" w:line="252" w:lineRule="auto"/>
                     <w:ind w:left="340" w:hanging="340"/>
                   </w:pPr>
                   <w:r>
@@ -3449,7 +3470,7 @@
                       <w:rFonts w:ascii="Avenir Next" w:hAnsi="Avenir Next" w:cs="Avenir Next" w:eastAsia="Avenir Next"/>
                       <w:b/>
                       <w:color w:val="003A70"/>
-                      <w:sz w:val="21"/>
+                      <w:sz w:val="22"/>
                       <w:szCs w:val="21"/>
                     </w:rPr>
                     <w:t xml:space="preserve">A</w:t>
@@ -3467,7 +3488,7 @@
                     <w:rPr>
                       <w:rFonts w:ascii="Avenir Next" w:hAnsi="Avenir Next" w:cs="Avenir Next" w:eastAsia="Avenir Next"/>
                       <w:color w:val="1A1A1A"/>
-                      <w:sz w:val="21"/>
+                      <w:sz w:val="22"/>
                       <w:szCs w:val="21"/>
                     </w:rPr>
                     <w:t xml:space="preserve">64 − 39</w:t>
@@ -3484,7 +3505,7 @@
                     <w:tabs>
                       <w:tab w:val="left" w:pos="340"/>
                     </w:tabs>
-                    <w:spacing w:before="0" w:after="0" w:line="264" w:lineRule="auto"/>
+                    <w:spacing w:before="0" w:after="0" w:line="252" w:lineRule="auto"/>
                     <w:ind w:left="340" w:hanging="340"/>
                   </w:pPr>
                   <w:r>
@@ -3492,7 +3513,7 @@
                       <w:rFonts w:ascii="Avenir Next" w:hAnsi="Avenir Next" w:cs="Avenir Next" w:eastAsia="Avenir Next"/>
                       <w:b/>
                       <w:color w:val="003A70"/>
-                      <w:sz w:val="21"/>
+                      <w:sz w:val="22"/>
                       <w:szCs w:val="21"/>
                     </w:rPr>
                     <w:t xml:space="preserve">B</w:t>
@@ -3510,7 +3531,7 @@
                     <w:rPr>
                       <w:rFonts w:ascii="Avenir Next" w:hAnsi="Avenir Next" w:cs="Avenir Next" w:eastAsia="Avenir Next"/>
                       <w:color w:val="1A1A1A"/>
-                      <w:sz w:val="21"/>
+                      <w:sz w:val="22"/>
                       <w:szCs w:val="21"/>
                     </w:rPr>
                     <w:t xml:space="preserve">81 − 58</w:t>
@@ -3527,7 +3548,7 @@
                     <w:tabs>
                       <w:tab w:val="left" w:pos="340"/>
                     </w:tabs>
-                    <w:spacing w:before="0" w:after="0" w:line="264" w:lineRule="auto"/>
+                    <w:spacing w:before="0" w:after="0" w:line="252" w:lineRule="auto"/>
                     <w:ind w:left="340" w:hanging="340"/>
                   </w:pPr>
                   <w:r>
@@ -3535,7 +3556,7 @@
                       <w:rFonts w:ascii="Avenir Next" w:hAnsi="Avenir Next" w:cs="Avenir Next" w:eastAsia="Avenir Next"/>
                       <w:b/>
                       <w:color w:val="003A70"/>
-                      <w:sz w:val="21"/>
+                      <w:sz w:val="22"/>
                       <w:szCs w:val="21"/>
                     </w:rPr>
                     <w:t xml:space="preserve">C</w:t>
@@ -3553,7 +3574,7 @@
                     <w:rPr>
                       <w:rFonts w:ascii="Avenir Next" w:hAnsi="Avenir Next" w:cs="Avenir Next" w:eastAsia="Avenir Next"/>
                       <w:color w:val="1A1A1A"/>
-                      <w:sz w:val="21"/>
+                      <w:sz w:val="22"/>
                       <w:szCs w:val="21"/>
                     </w:rPr>
                     <w:t xml:space="preserve">50 − 24</w:t>
@@ -3570,7 +3591,7 @@
                     <w:tabs>
                       <w:tab w:val="left" w:pos="340"/>
                     </w:tabs>
-                    <w:spacing w:before="0" w:after="0" w:line="264" w:lineRule="auto"/>
+                    <w:spacing w:before="0" w:after="0" w:line="252" w:lineRule="auto"/>
                     <w:ind w:left="340" w:hanging="340"/>
                   </w:pPr>
                   <w:r>
@@ -3578,7 +3599,7 @@
                       <w:rFonts w:ascii="Avenir Next" w:hAnsi="Avenir Next" w:cs="Avenir Next" w:eastAsia="Avenir Next"/>
                       <w:b/>
                       <w:color w:val="003A70"/>
-                      <w:sz w:val="21"/>
+                      <w:sz w:val="22"/>
                       <w:szCs w:val="21"/>
                     </w:rPr>
                     <w:t xml:space="preserve">D</w:t>
@@ -3596,7 +3617,7 @@
                     <w:rPr>
                       <w:rFonts w:ascii="Avenir Next" w:hAnsi="Avenir Next" w:cs="Avenir Next" w:eastAsia="Avenir Next"/>
                       <w:color w:val="1A1A1A"/>
-                      <w:sz w:val="21"/>
+                      <w:sz w:val="22"/>
                       <w:szCs w:val="21"/>
                     </w:rPr>
                     <w:t xml:space="preserve">93 − 70</w:t>
@@ -3645,19 +3666,42 @@
         <w:tblLook w:val="0000" w:firstRow="0" w:lastRow="0" w:firstColumn="0" w:lastColumn="0" w:noHBand="1" w:noVBand="1"/>
       </w:tblPr>
       <w:tblGrid>
-        <w:gridCol w:w="2000"/>
-        <w:gridCol w:w="2300"/>
-        <w:gridCol w:w="2100"/>
-        <w:gridCol w:w="3104"/>
+        <w:gridCol w:w="1750"/>
+        <w:gridCol w:w="2500"/>
+        <w:gridCol w:w="2200"/>
+        <w:gridCol w:w="3054"/>
       </w:tblGrid>
       <w:tr>
         <w:trPr>
           <w:cantSplit/>
-          <w:trHeight w:val="320" w:hRule="atLeast"/>
+          <w:trHeight w:val="300" w:hRule="atLeast"/>
         </w:trPr>
         <w:tc>
           <w:tcPr>
-            <w:tcW w:w="2000" w:type="dxa"/>
+            <w:tcW w:w="1750" w:type="dxa"/>
+            <w:vAlign w:val="center"/>
+          </w:tcPr>
+          <w:p>
+            <w:pPr>
+              <w:pStyle w:val="Heading2"/>
+              <w:spacing w:before="0" w:after="0" w:line="240" w:lineRule="auto"/>
+            </w:pPr>
+            <w:r>
+              <w:rPr>
+                <w:rFonts w:ascii="Avenir Next" w:hAnsi="Avenir Next" w:cs="Avenir Next" w:eastAsia="Avenir Next"/>
+                <w:b/>
+                <w:color w:val="003A70"/>
+                <w:spacing w:val="12"/>
+                <w:sz w:val="15"/>
+                <w:szCs w:val="15"/>
+              </w:rPr>
+              <w:t xml:space="preserve">CHECK YOURSELF</w:t>
+            </w:r>
+          </w:p>
+        </w:tc>
+        <w:tc>
+          <w:tcPr>
+            <w:tcW w:w="2500" w:type="dxa"/>
             <w:vAlign w:val="center"/>
           </w:tcPr>
           <w:p>
@@ -3666,20 +3710,27 @@
             </w:pPr>
             <w:r>
               <w:rPr>
-                <w:rFonts w:ascii="Avenir Next" w:hAnsi="Avenir Next" w:cs="Avenir Next" w:eastAsia="Avenir Next"/>
-                <w:b/>
-                <w:color w:val="003A70"/>
-                <w:spacing w:val="12"/>
-                <w:sz w:val="15"/>
-                <w:szCs w:val="15"/>
-              </w:rPr>
-              <w:t xml:space="preserve">CHECK YOURSELF</w:t>
+                <w:rFonts w:ascii="Arial" w:hAnsi="Arial" w:cs="Arial" w:eastAsia="Arial"/>
+                <w:color w:val="1A1A1A"/>
+                <w:sz w:val="20"/>
+                <w:szCs w:val="20"/>
+              </w:rPr>
+              <w:t xml:space="preserve">□</w:t>
+            </w:r>
+            <w:r>
+              <w:rPr>
+                <w:rFonts w:ascii="Avenir Next" w:hAnsi="Avenir Next" w:cs="Avenir Next" w:eastAsia="Avenir Next"/>
+                <w:color w:val="1A1A1A"/>
+                <w:sz w:val="17"/>
+                <w:szCs w:val="17"/>
+              </w:rPr>
+              <w:t xml:space="preserve">  I can do this on my own</w:t>
             </w:r>
           </w:p>
         </w:tc>
         <w:tc>
           <w:tcPr>
-            <w:tcW w:w="2300" w:type="dxa"/>
+            <w:tcW w:w="2200" w:type="dxa"/>
             <w:vAlign w:val="center"/>
           </w:tcPr>
           <w:p>
@@ -3690,8 +3741,8 @@
               <w:rPr>
                 <w:rFonts w:ascii="Arial" w:hAnsi="Arial" w:cs="Arial" w:eastAsia="Arial"/>
                 <w:color w:val="1A1A1A"/>
-                <w:sz w:val="24"/>
-                <w:szCs w:val="24"/>
+                <w:sz w:val="20"/>
+                <w:szCs w:val="20"/>
               </w:rPr>
               <w:t xml:space="preserve">□</w:t>
             </w:r>
@@ -3702,13 +3753,13 @@
                 <w:sz w:val="17"/>
                 <w:szCs w:val="17"/>
               </w:rPr>
-              <w:t xml:space="preserve">  I can do this on my own</w:t>
+              <w:t xml:space="preserve">  I need a little help</w:t>
             </w:r>
           </w:p>
         </w:tc>
         <w:tc>
           <w:tcPr>
-            <w:tcW w:w="2100" w:type="dxa"/>
+            <w:tcW w:w="3054" w:type="dxa"/>
             <w:vAlign w:val="center"/>
           </w:tcPr>
           <w:p>
@@ -3719,37 +3770,8 @@
               <w:rPr>
                 <w:rFonts w:ascii="Arial" w:hAnsi="Arial" w:cs="Arial" w:eastAsia="Arial"/>
                 <w:color w:val="1A1A1A"/>
-                <w:sz w:val="24"/>
-                <w:szCs w:val="24"/>
-              </w:rPr>
-              <w:t xml:space="preserve">□</w:t>
-            </w:r>
-            <w:r>
-              <w:rPr>
-                <w:rFonts w:ascii="Avenir Next" w:hAnsi="Avenir Next" w:cs="Avenir Next" w:eastAsia="Avenir Next"/>
-                <w:color w:val="1A1A1A"/>
-                <w:sz w:val="17"/>
-                <w:szCs w:val="17"/>
-              </w:rPr>
-              <w:t xml:space="preserve">  I need a little help</w:t>
-            </w:r>
-          </w:p>
-        </w:tc>
-        <w:tc>
-          <w:tcPr>
-            <w:tcW w:w="3104" w:type="dxa"/>
-            <w:vAlign w:val="center"/>
-          </w:tcPr>
-          <w:p>
-            <w:pPr>
-              <w:spacing w:before="0" w:after="0" w:line="240" w:lineRule="auto"/>
-            </w:pPr>
-            <w:r>
-              <w:rPr>
-                <w:rFonts w:ascii="Arial" w:hAnsi="Arial" w:cs="Arial" w:eastAsia="Arial"/>
-                <w:color w:val="1A1A1A"/>
-                <w:sz w:val="24"/>
-                <w:szCs w:val="24"/>
+                <w:sz w:val="20"/>
+                <w:szCs w:val="20"/>
               </w:rPr>
               <w:t xml:space="preserve">□</w:t>
             </w:r>
@@ -3784,7 +3806,7 @@
     <w:sectPr>
       <w:footerReference w:type="default" r:id="rIdFooter1"/>
       <w:pgSz w:w="12240" w:h="15840"/>
-      <w:pgMar w:top="893" w:right="1224" w:bottom="835" w:left="1512" w:header="432" w:footer="432" w:gutter="0"/>
+      <w:pgMar w:top="780" w:right="1224" w:bottom="760" w:left="1512" w:header="432" w:footer="432" w:gutter="0"/>
       <w:cols w:space="720"/>
     </w:sectPr>
   </w:body>
@@ -3864,7 +3886,106 @@
               <w:sz w:val="15"/>
               <w:szCs w:val="15"/>
             </w:rPr>
-            <w:t xml:space="preserve">Lesson 2-5  ·  Session 2  ·  Prerequisite Practice A</w:t>
+            <w:t xml:space="preserve">2-5 · Page </w:t>
+          </w:r>
+          <w:r>
+            <w:rPr>
+              <w:rFonts w:ascii="Avenir Next" w:hAnsi="Avenir Next" w:cs="Avenir Next" w:eastAsia="Avenir Next"/>
+              <w:color w:val="5A5F66"/>
+              <w:sz w:val="15"/>
+              <w:szCs w:val="15"/>
+            </w:rPr>
+            <w:fldChar w:fldCharType="begin"/>
+          </w:r>
+          <w:r>
+            <w:rPr>
+              <w:rFonts w:ascii="Avenir Next" w:hAnsi="Avenir Next" w:cs="Avenir Next" w:eastAsia="Avenir Next"/>
+              <w:color w:val="5A5F66"/>
+              <w:sz w:val="15"/>
+              <w:szCs w:val="15"/>
+            </w:rPr>
+            <w:instrText xml:space="preserve"> PAGE </w:instrText>
+          </w:r>
+          <w:r>
+            <w:rPr>
+              <w:rFonts w:ascii="Avenir Next" w:hAnsi="Avenir Next" w:cs="Avenir Next" w:eastAsia="Avenir Next"/>
+              <w:color w:val="5A5F66"/>
+              <w:sz w:val="15"/>
+              <w:szCs w:val="15"/>
+            </w:rPr>
+            <w:fldChar w:fldCharType="separate"/>
+          </w:r>
+          <w:r>
+            <w:rPr>
+              <w:rFonts w:ascii="Avenir Next" w:hAnsi="Avenir Next" w:cs="Avenir Next" w:eastAsia="Avenir Next"/>
+              <w:color w:val="5A5F66"/>
+              <w:sz w:val="15"/>
+              <w:szCs w:val="15"/>
+            </w:rPr>
+            <w:t xml:space="preserve">1</w:t>
+          </w:r>
+          <w:r>
+            <w:rPr>
+              <w:rFonts w:ascii="Avenir Next" w:hAnsi="Avenir Next" w:cs="Avenir Next" w:eastAsia="Avenir Next"/>
+              <w:color w:val="5A5F66"/>
+              <w:sz w:val="15"/>
+              <w:szCs w:val="15"/>
+            </w:rPr>
+            <w:fldChar w:fldCharType="end"/>
+          </w:r>
+          <w:r>
+            <w:rPr>
+              <w:rFonts w:ascii="Avenir Next" w:hAnsi="Avenir Next" w:cs="Avenir Next" w:eastAsia="Avenir Next"/>
+              <w:color w:val="5A5F66"/>
+              <w:sz w:val="15"/>
+              <w:szCs w:val="15"/>
+            </w:rPr>
+            <w:t xml:space="preserve"> of </w:t>
+          </w:r>
+          <w:r>
+            <w:rPr>
+              <w:rFonts w:ascii="Avenir Next" w:hAnsi="Avenir Next" w:cs="Avenir Next" w:eastAsia="Avenir Next"/>
+              <w:color w:val="5A5F66"/>
+              <w:sz w:val="15"/>
+              <w:szCs w:val="15"/>
+            </w:rPr>
+            <w:fldChar w:fldCharType="begin"/>
+          </w:r>
+          <w:r>
+            <w:rPr>
+              <w:rFonts w:ascii="Avenir Next" w:hAnsi="Avenir Next" w:cs="Avenir Next" w:eastAsia="Avenir Next"/>
+              <w:color w:val="5A5F66"/>
+              <w:sz w:val="15"/>
+              <w:szCs w:val="15"/>
+            </w:rPr>
+            <w:instrText xml:space="preserve"> NUMPAGES </w:instrText>
+          </w:r>
+          <w:r>
+            <w:rPr>
+              <w:rFonts w:ascii="Avenir Next" w:hAnsi="Avenir Next" w:cs="Avenir Next" w:eastAsia="Avenir Next"/>
+              <w:color w:val="5A5F66"/>
+              <w:sz w:val="15"/>
+              <w:szCs w:val="15"/>
+            </w:rPr>
+            <w:fldChar w:fldCharType="separate"/>
+          </w:r>
+          <w:r>
+            <w:rPr>
+              <w:rFonts w:ascii="Avenir Next" w:hAnsi="Avenir Next" w:cs="Avenir Next" w:eastAsia="Avenir Next"/>
+              <w:color w:val="5A5F66"/>
+              <w:sz w:val="15"/>
+              <w:szCs w:val="15"/>
+            </w:rPr>
+            <w:t xml:space="preserve">1</w:t>
+          </w:r>
+          <w:r>
+            <w:rPr>
+              <w:rFonts w:ascii="Avenir Next" w:hAnsi="Avenir Next" w:cs="Avenir Next" w:eastAsia="Avenir Next"/>
+              <w:color w:val="5A5F66"/>
+              <w:sz w:val="15"/>
+              <w:szCs w:val="15"/>
+            </w:rPr>
+            <w:fldChar w:fldCharType="end"/>
           </w:r>
         </w:p>
       </w:tc>
@@ -3907,5 +4028,23 @@
       </w:tblCellMar>
     </w:tblPr>
   </w:style>
+  <w:style w:type="paragraph" w:styleId="Heading1">
+    <w:name w:val="heading 1"/>
+    <w:basedOn w:val="Normal"/>
+    <w:pPr>
+      <w:outlineLvl w:val="0"/>
+      <w:keepNext w:val="0"/>
+      <w:keepLines w:val="0"/>
+    </w:pPr>
+  </w:style>
+  <w:style w:type="paragraph" w:styleId="Heading2">
+    <w:name w:val="heading 2"/>
+    <w:basedOn w:val="Normal"/>
+    <w:pPr>
+      <w:outlineLvl w:val="1"/>
+      <w:keepNext w:val="0"/>
+      <w:keepLines w:val="0"/>
+    </w:pPr>
+  </w:style>
 </w:styles>
 </file>